--- a/docs/technical/ahgIngestPlugin.docx
+++ b/docs/technical/ahgIngestPlugin.docx
@@ -2,32 +2,22 @@
 <file path=word/document.xml><?xml version="1.0" encoding="utf-8"?>
 <w:document xmlns:w="http://schemas.openxmlformats.org/wordprocessingml/2006/main" xmlns:m="http://schemas.openxmlformats.org/officeDocument/2006/math" xmlns:r="http://schemas.openxmlformats.org/officeDocument/2006/relationships" xmlns:o="urn:schemas-microsoft-com:office:office" xmlns:v="urn:schemas-microsoft-com:vml" xmlns:w10="urn:schemas-microsoft-com:office:word" xmlns:a="http://schemas.openxmlformats.org/drawingml/2006/main" xmlns:pic="http://schemas.openxmlformats.org/drawingml/2006/picture" xmlns:wp="http://schemas.openxmlformats.org/drawingml/2006/wordprocessingDrawing">
   <w:body>
-    <w:sdt>
-      <w:sdtPr>
-        <w:docPartObj>
-          <w:docPartGallery w:val="Table of Contents"/>
-          <w:docPartUnique/>
-        </w:docPartObj>
-      </w:sdtPr>
-      <w:sdtContent>
-        <w:p>
-          <w:pPr>
-            <w:pStyle w:val="TOCHeading"/>
-          </w:pPr>
-          <w:r>
-            <w:t xml:space="preserve">Table of Contents</w:t>
-          </w:r>
-        </w:p>
-        <w:p>
-          <w:r>
-            <w:fldChar w:fldCharType="begin" w:dirty="true"/>
-            <w:instrText xml:space="preserve">TOC \o "1-3" \h \z \u</w:instrText>
-            <w:fldChar w:fldCharType="separate"/>
-            <w:fldChar w:fldCharType="end"/>
-          </w:r>
-        </w:p>
-      </w:sdtContent>
-    </w:sdt>
+    <w:p>
+      <w:pPr>
+        <w:pStyle w:val="Title"/>
+      </w:pPr>
+      <w:r>
+        <w:t xml:space="preserve">ahgIngestPlugin - Technical Documentation</w:t>
+      </w:r>
+    </w:p>
+    <w:p>
+      <w:pPr>
+        <w:pStyle w:val="Author"/>
+      </w:pPr>
+      <w:r>
+        <w:t xml:space="preserve">The Archive and Heritage Group (Pty) Ltd</w:t>
+      </w:r>
+    </w:p>
     <w:bookmarkStart w:id="53" w:name="Xfbfba992f6b52451ddd175d91aeea12f4e522ae"/>
     <w:p>
       <w:pPr>
@@ -146,517 +136,304 @@
     </w:p>
     <w:p>
       <w:pPr>
-        <w:pStyle w:val="SourceCode"/>
+        <w:pStyle w:val="FirstParagraph"/>
       </w:pPr>
       <w:r>
-        <w:rPr>
-          <w:rStyle w:val="VerbatimChar"/>
-        </w:rPr>
-        <w:t xml:space="preserve">+---------------------------------------------------------------------+</w:t>
-      </w:r>
-      <w:r>
-        <w:br/>
-      </w:r>
-      <w:r>
-        <w:rPr>
-          <w:rStyle w:val="VerbatimChar"/>
-        </w:rPr>
-        <w:t xml:space="preserve">|                        ahgIngestPlugin                               |</w:t>
-      </w:r>
-      <w:r>
-        <w:br/>
-      </w:r>
-      <w:r>
-        <w:rPr>
-          <w:rStyle w:val="VerbatimChar"/>
-        </w:rPr>
-        <w:t xml:space="preserve">+---------------------------------------------------------------------+</w:t>
-      </w:r>
-      <w:r>
-        <w:br/>
-      </w:r>
-      <w:r>
-        <w:rPr>
-          <w:rStyle w:val="VerbatimChar"/>
-        </w:rPr>
-        <w:t xml:space="preserve">|                                                                      |</w:t>
-      </w:r>
-      <w:r>
-        <w:br/>
-      </w:r>
-      <w:r>
-        <w:rPr>
-          <w:rStyle w:val="VerbatimChar"/>
-        </w:rPr>
-        <w:t xml:space="preserve">|  +---------------------------------------------------------------+  |</w:t>
-      </w:r>
-      <w:r>
-        <w:br/>
-      </w:r>
-      <w:r>
-        <w:rPr>
-          <w:rStyle w:val="VerbatimChar"/>
-        </w:rPr>
-        <w:t xml:space="preserve">|  |                   Plugin Configuration                         |  |</w:t>
-      </w:r>
-      <w:r>
-        <w:br/>
-      </w:r>
-      <w:r>
-        <w:rPr>
-          <w:rStyle w:val="VerbatimChar"/>
-        </w:rPr>
-        <w:t xml:space="preserve">|  |  ahgIngestPluginConfiguration.class.php                        |  |</w:t>
-      </w:r>
-      <w:r>
-        <w:br/>
-      </w:r>
-      <w:r>
-        <w:rPr>
-          <w:rStyle w:val="VerbatimChar"/>
-        </w:rPr>
-        <w:t xml:space="preserve">|  |  - Route registration (17 routes)                              |  |</w:t>
-      </w:r>
-      <w:r>
-        <w:br/>
-      </w:r>
-      <w:r>
-        <w:rPr>
-          <w:rStyle w:val="VerbatimChar"/>
-        </w:rPr>
-        <w:t xml:space="preserve">|  |  - Module initialization                                       |  |</w:t>
-      </w:r>
-      <w:r>
-        <w:br/>
-      </w:r>
-      <w:r>
-        <w:rPr>
-          <w:rStyle w:val="VerbatimChar"/>
-        </w:rPr>
-        <w:t xml:space="preserve">|  +---------------------------------------------------------------+  |</w:t>
-      </w:r>
-      <w:r>
-        <w:br/>
-      </w:r>
-      <w:r>
-        <w:rPr>
-          <w:rStyle w:val="VerbatimChar"/>
-        </w:rPr>
-        <w:t xml:space="preserve">|                              |                                       |</w:t>
-      </w:r>
-      <w:r>
-        <w:br/>
-      </w:r>
-      <w:r>
-        <w:rPr>
-          <w:rStyle w:val="VerbatimChar"/>
-        </w:rPr>
-        <w:t xml:space="preserve">|                              v                                       |</w:t>
-      </w:r>
-      <w:r>
-        <w:br/>
-      </w:r>
-      <w:r>
-        <w:rPr>
-          <w:rStyle w:val="VerbatimChar"/>
-        </w:rPr>
-        <w:t xml:space="preserve">|  +---------------------------------------------------------------+  |</w:t>
-      </w:r>
-      <w:r>
-        <w:br/>
-      </w:r>
-      <w:r>
-        <w:rPr>
-          <w:rStyle w:val="VerbatimChar"/>
-        </w:rPr>
-        <w:t xml:space="preserve">|  |                  Wizard Step Actions                           |  |</w:t>
-      </w:r>
-      <w:r>
-        <w:br/>
-      </w:r>
-      <w:r>
-        <w:rPr>
-          <w:rStyle w:val="VerbatimChar"/>
-        </w:rPr>
-        <w:t xml:space="preserve">|  |  +----------+  +--------+  +-----+  +--------+  +--------+   |  |</w:t>
-      </w:r>
-      <w:r>
-        <w:br/>
-      </w:r>
-      <w:r>
-        <w:rPr>
-          <w:rStyle w:val="VerbatimChar"/>
-        </w:rPr>
-        <w:t xml:space="preserve">|  |  | configure|  | upload |  | map |  |validate|  |preview |   |  |</w:t>
-      </w:r>
-      <w:r>
-        <w:br/>
-      </w:r>
-      <w:r>
-        <w:rPr>
-          <w:rStyle w:val="VerbatimChar"/>
-        </w:rPr>
-        <w:t xml:space="preserve">|  |  +----------+  +--------+  +-----+  +--------+  +--------+   |  |</w:t>
-      </w:r>
-      <w:r>
-        <w:br/>
-      </w:r>
-      <w:r>
-        <w:rPr>
-          <w:rStyle w:val="VerbatimChar"/>
-        </w:rPr>
-        <w:t xml:space="preserve">|  |  +--------+  +-----------+  +--------+  +-----------+         |  |</w:t>
-      </w:r>
-      <w:r>
-        <w:br/>
-      </w:r>
-      <w:r>
-        <w:rPr>
-          <w:rStyle w:val="VerbatimChar"/>
-        </w:rPr>
-        <w:t xml:space="preserve">|  |  | commit |  | rollback  |  | cancel |  | templates |         |  |</w:t>
-      </w:r>
-      <w:r>
-        <w:br/>
-      </w:r>
-      <w:r>
-        <w:rPr>
-          <w:rStyle w:val="VerbatimChar"/>
-        </w:rPr>
-        <w:t xml:space="preserve">|  |  +--------+  +-----------+  +--------+  +-----------+         |  |</w:t>
-      </w:r>
-      <w:r>
-        <w:br/>
-      </w:r>
-      <w:r>
-        <w:rPr>
-          <w:rStyle w:val="VerbatimChar"/>
-        </w:rPr>
-        <w:t xml:space="preserve">|  +---------------------------------------------------------------+  |</w:t>
-      </w:r>
-      <w:r>
-        <w:br/>
-      </w:r>
-      <w:r>
-        <w:rPr>
-          <w:rStyle w:val="VerbatimChar"/>
-        </w:rPr>
-        <w:t xml:space="preserve">|                              |                                       |</w:t>
-      </w:r>
-      <w:r>
-        <w:br/>
-      </w:r>
-      <w:r>
-        <w:rPr>
-          <w:rStyle w:val="VerbatimChar"/>
-        </w:rPr>
-        <w:t xml:space="preserve">|                              v                                       |</w:t>
-      </w:r>
-      <w:r>
-        <w:br/>
-      </w:r>
-      <w:r>
-        <w:rPr>
-          <w:rStyle w:val="VerbatimChar"/>
-        </w:rPr>
-        <w:t xml:space="preserve">|  +---------------------------------------------------------------+  |</w:t>
-      </w:r>
-      <w:r>
-        <w:br/>
-      </w:r>
-      <w:r>
-        <w:rPr>
-          <w:rStyle w:val="VerbatimChar"/>
-        </w:rPr>
-        <w:t xml:space="preserve">|  |                    AJAX Endpoints                              |  |</w:t>
-      </w:r>
-      <w:r>
-        <w:br/>
-      </w:r>
-      <w:r>
-        <w:rPr>
-          <w:rStyle w:val="VerbatimChar"/>
-        </w:rPr>
-        <w:t xml:space="preserve">|  |  searchParent | autoMap | extractMetadata | jobStatus |        |  |</w:t>
-      </w:r>
-      <w:r>
-        <w:br/>
-      </w:r>
-      <w:r>
-        <w:rPr>
-          <w:rStyle w:val="VerbatimChar"/>
-        </w:rPr>
-        <w:t xml:space="preserve">|  |  previewTree                                                   |  |</w:t>
-      </w:r>
-      <w:r>
-        <w:br/>
-      </w:r>
-      <w:r>
-        <w:rPr>
-          <w:rStyle w:val="VerbatimChar"/>
-        </w:rPr>
-        <w:t xml:space="preserve">|  +---------------------------------------------------------------+  |</w:t>
-      </w:r>
-      <w:r>
-        <w:br/>
-      </w:r>
-      <w:r>
-        <w:rPr>
-          <w:rStyle w:val="VerbatimChar"/>
-        </w:rPr>
-        <w:t xml:space="preserve">|                              |                                       |</w:t>
-      </w:r>
-      <w:r>
-        <w:br/>
-      </w:r>
-      <w:r>
-        <w:rPr>
-          <w:rStyle w:val="VerbatimChar"/>
-        </w:rPr>
-        <w:t xml:space="preserve">|                              v                                       |</w:t>
-      </w:r>
-      <w:r>
-        <w:br/>
-      </w:r>
-      <w:r>
-        <w:rPr>
-          <w:rStyle w:val="VerbatimChar"/>
-        </w:rPr>
-        <w:t xml:space="preserve">|  +---------------------------------------------------------------+  |</w:t>
-      </w:r>
-      <w:r>
-        <w:br/>
-      </w:r>
-      <w:r>
-        <w:rPr>
-          <w:rStyle w:val="VerbatimChar"/>
-        </w:rPr>
-        <w:t xml:space="preserve">|  |                    Service Layer                               |  |</w:t>
-      </w:r>
-      <w:r>
-        <w:br/>
-      </w:r>
-      <w:r>
-        <w:rPr>
-          <w:rStyle w:val="VerbatimChar"/>
-        </w:rPr>
-        <w:t xml:space="preserve">|  |  IngestService              IngestCommitService                |  |</w:t>
-      </w:r>
-      <w:r>
-        <w:br/>
-      </w:r>
-      <w:r>
-        <w:rPr>
-          <w:rStyle w:val="VerbatimChar"/>
-        </w:rPr>
-        <w:t xml:space="preserve">|  |  - Session management       - Job execution                    |  |</w:t>
-      </w:r>
-      <w:r>
-        <w:br/>
-      </w:r>
-      <w:r>
-        <w:rPr>
-          <w:rStyle w:val="VerbatimChar"/>
-        </w:rPr>
-        <w:t xml:space="preserve">|  |  - File processing          - Record creation                  |  |</w:t>
-      </w:r>
-      <w:r>
-        <w:br/>
-      </w:r>
-      <w:r>
-        <w:rPr>
-          <w:rStyle w:val="VerbatimChar"/>
-        </w:rPr>
-        <w:t xml:space="preserve">|  |  - Column mapping           - Derivative generation            |  |</w:t>
-      </w:r>
-      <w:r>
-        <w:br/>
-      </w:r>
-      <w:r>
-        <w:rPr>
-          <w:rStyle w:val="VerbatimChar"/>
-        </w:rPr>
-        <w:t xml:space="preserve">|  |  - Validation               - SIP/AIP/DIP packaging           |  |</w:t>
-      </w:r>
-      <w:r>
-        <w:br/>
-      </w:r>
-      <w:r>
-        <w:rPr>
-          <w:rStyle w:val="VerbatimChar"/>
-        </w:rPr>
-        <w:t xml:space="preserve">|  |  - Hierarchy building       - Search index update              |  |</w:t>
-      </w:r>
-      <w:r>
-        <w:br/>
-      </w:r>
-      <w:r>
-        <w:rPr>
-          <w:rStyle w:val="VerbatimChar"/>
-        </w:rPr>
-        <w:t xml:space="preserve">|  |  - Template generation      - Manifest generation              |  |</w:t>
-      </w:r>
-      <w:r>
-        <w:br/>
-      </w:r>
-      <w:r>
-        <w:rPr>
-          <w:rStyle w:val="VerbatimChar"/>
-        </w:rPr>
-        <w:t xml:space="preserve">|  +---------------------------------------------------------------+  |</w:t>
-      </w:r>
-      <w:r>
-        <w:br/>
-      </w:r>
-      <w:r>
-        <w:rPr>
-          <w:rStyle w:val="VerbatimChar"/>
-        </w:rPr>
-        <w:t xml:space="preserve">|                              |                                       |</w:t>
-      </w:r>
-      <w:r>
-        <w:br/>
-      </w:r>
-      <w:r>
-        <w:rPr>
-          <w:rStyle w:val="VerbatimChar"/>
-        </w:rPr>
-        <w:t xml:space="preserve">|                              v                                       |</w:t>
-      </w:r>
-      <w:r>
-        <w:br/>
-      </w:r>
-      <w:r>
-        <w:rPr>
-          <w:rStyle w:val="VerbatimChar"/>
-        </w:rPr>
-        <w:t xml:space="preserve">|  +---------------------------------------------------------------+  |</w:t>
-      </w:r>
-      <w:r>
-        <w:br/>
-      </w:r>
-      <w:r>
-        <w:rPr>
-          <w:rStyle w:val="VerbatimChar"/>
-        </w:rPr>
-        <w:t xml:space="preserve">|  |                    CLI Task Layer                              |  |</w:t>
-      </w:r>
-      <w:r>
-        <w:br/>
-      </w:r>
-      <w:r>
-        <w:rPr>
-          <w:rStyle w:val="VerbatimChar"/>
-        </w:rPr>
-        <w:t xml:space="preserve">|  |  ingestCommitTask.class.php                                    |  |</w:t>
-      </w:r>
-      <w:r>
-        <w:br/>
-      </w:r>
-      <w:r>
-        <w:rPr>
-          <w:rStyle w:val="VerbatimChar"/>
-        </w:rPr>
-        <w:t xml:space="preserve">|  |  - Background job processing via nohup                         |  |</w:t>
-      </w:r>
-      <w:r>
-        <w:br/>
-      </w:r>
-      <w:r>
-        <w:rPr>
-          <w:rStyle w:val="VerbatimChar"/>
-        </w:rPr>
-        <w:t xml:space="preserve">|  |  - sfContext bootstrap + AhgDb initialization                  |  |</w:t>
-      </w:r>
-      <w:r>
-        <w:br/>
-      </w:r>
-      <w:r>
-        <w:rPr>
-          <w:rStyle w:val="VerbatimChar"/>
-        </w:rPr>
-        <w:t xml:space="preserve">|  +---------------------------------------------------------------+  |</w:t>
-      </w:r>
-      <w:r>
-        <w:br/>
-      </w:r>
-      <w:r>
-        <w:rPr>
-          <w:rStyle w:val="VerbatimChar"/>
-        </w:rPr>
-        <w:t xml:space="preserve">|                              |                                       |</w:t>
-      </w:r>
-      <w:r>
-        <w:br/>
-      </w:r>
-      <w:r>
-        <w:rPr>
-          <w:rStyle w:val="VerbatimChar"/>
-        </w:rPr>
-        <w:t xml:space="preserve">|                              v                                       |</w:t>
-      </w:r>
-      <w:r>
-        <w:br/>
-      </w:r>
-      <w:r>
-        <w:rPr>
-          <w:rStyle w:val="VerbatimChar"/>
-        </w:rPr>
-        <w:t xml:space="preserve">|  +---------------------------------------------------------------+  |</w:t>
-      </w:r>
-      <w:r>
-        <w:br/>
-      </w:r>
-      <w:r>
-        <w:rPr>
-          <w:rStyle w:val="VerbatimChar"/>
-        </w:rPr>
-        <w:t xml:space="preserve">|  |                    Database Tables                             |  |</w:t>
-      </w:r>
-      <w:r>
-        <w:br/>
-      </w:r>
-      <w:r>
-        <w:rPr>
-          <w:rStyle w:val="VerbatimChar"/>
-        </w:rPr>
-        <w:t xml:space="preserve">|  |  ingest_session | ingest_file | ingest_mapping                |  |</w:t>
-      </w:r>
-      <w:r>
-        <w:br/>
-      </w:r>
-      <w:r>
-        <w:rPr>
-          <w:rStyle w:val="VerbatimChar"/>
-        </w:rPr>
-        <w:t xml:space="preserve">|  |  ingest_validation | ingest_row | ingest_job                  |  |</w:t>
-      </w:r>
-      <w:r>
-        <w:br/>
-      </w:r>
-      <w:r>
-        <w:rPr>
-          <w:rStyle w:val="VerbatimChar"/>
-        </w:rPr>
-        <w:t xml:space="preserve">|  +---------------------------------------------------------------+  |</w:t>
-      </w:r>
-      <w:r>
-        <w:br/>
-      </w:r>
-      <w:r>
-        <w:rPr>
-          <w:rStyle w:val="VerbatimChar"/>
-        </w:rPr>
-        <w:t xml:space="preserve">|                                                                      |</w:t>
-      </w:r>
-      <w:r>
-        <w:br/>
-      </w:r>
-      <w:r>
-        <w:rPr>
-          <w:rStyle w:val="VerbatimChar"/>
-        </w:rPr>
-        <w:t xml:space="preserve">+---------------------------------------------------------------------+</w:t>
+        <w:t xml:space="preserve">ahgIngestPlugin</w:t>
+      </w:r>
+      <w:r>
+        <w:t xml:space="preserve">Plugin</w:t>
+      </w:r>
+      <w:r>
+        <w:t xml:space="preserve">Configuration</w:t>
+      </w:r>
+      <w:r>
+        <w:t xml:space="preserve">ahgIngestPluginConfiguration.class.php</w:t>
+      </w:r>
+      <w:r>
+        <w:t xml:space="preserve">-</w:t>
+      </w:r>
+      <w:r>
+        <w:t xml:space="preserve">Route</w:t>
+      </w:r>
+      <w:r>
+        <w:t xml:space="preserve">registration</w:t>
+      </w:r>
+      <w:r>
+        <w:t xml:space="preserve">(17</w:t>
+      </w:r>
+      <w:r>
+        <w:t xml:space="preserve">routes)</w:t>
+      </w:r>
+      <w:r>
+        <w:t xml:space="preserve">-</w:t>
+      </w:r>
+      <w:r>
+        <w:t xml:space="preserve">Module</w:t>
+      </w:r>
+      <w:r>
+        <w:t xml:space="preserve">initialization</w:t>
+      </w:r>
+      <w:r>
+        <w:t xml:space="preserve">v</w:t>
+      </w:r>
+      <w:r>
+        <w:t xml:space="preserve">Wizard</w:t>
+      </w:r>
+      <w:r>
+        <w:t xml:space="preserve">Step</w:t>
+      </w:r>
+      <w:r>
+        <w:t xml:space="preserve">Actions</w:t>
+      </w:r>
+      <w:r>
+        <w:t xml:space="preserve">configure</w:t>
+      </w:r>
+      <w:r>
+        <w:t xml:space="preserve">upload</w:t>
+      </w:r>
+      <w:r>
+        <w:t xml:space="preserve">map</w:t>
+      </w:r>
+      <w:r>
+        <w:t xml:space="preserve">validate</w:t>
+      </w:r>
+      <w:r>
+        <w:t xml:space="preserve">preview</w:t>
+      </w:r>
+      <w:r>
+        <w:t xml:space="preserve">commit</w:t>
+      </w:r>
+      <w:r>
+        <w:t xml:space="preserve">rollback</w:t>
+      </w:r>
+      <w:r>
+        <w:t xml:space="preserve">cancel</w:t>
+      </w:r>
+      <w:r>
+        <w:t xml:space="preserve">templates</w:t>
+      </w:r>
+      <w:r>
+        <w:t xml:space="preserve">v</w:t>
+      </w:r>
+      <w:r>
+        <w:t xml:space="preserve">AJAX</w:t>
+      </w:r>
+      <w:r>
+        <w:t xml:space="preserve">Endpoints</w:t>
+      </w:r>
+      <w:r>
+        <w:t xml:space="preserve">searchParent</w:t>
+      </w:r>
+      <w:r>
+        <w:t xml:space="preserve">autoMap</w:t>
+      </w:r>
+      <w:r>
+        <w:t xml:space="preserve">extractMetadata</w:t>
+      </w:r>
+      <w:r>
+        <w:t xml:space="preserve">jobStatus</w:t>
+      </w:r>
+      <w:r>
+        <w:t xml:space="preserve">previewTree</w:t>
+      </w:r>
+      <w:r>
+        <w:t xml:space="preserve">v</w:t>
+      </w:r>
+      <w:r>
+        <w:t xml:space="preserve">Service</w:t>
+      </w:r>
+      <w:r>
+        <w:t xml:space="preserve">Layer</w:t>
+      </w:r>
+      <w:r>
+        <w:t xml:space="preserve">IngestService</w:t>
+      </w:r>
+      <w:r>
+        <w:t xml:space="preserve">IngestCommitService</w:t>
+      </w:r>
+      <w:r>
+        <w:t xml:space="preserve">-</w:t>
+      </w:r>
+      <w:r>
+        <w:t xml:space="preserve">Session</w:t>
+      </w:r>
+      <w:r>
+        <w:t xml:space="preserve">management</w:t>
+      </w:r>
+      <w:r>
+        <w:t xml:space="preserve">-</w:t>
+      </w:r>
+      <w:r>
+        <w:t xml:space="preserve">Job</w:t>
+      </w:r>
+      <w:r>
+        <w:t xml:space="preserve">execution</w:t>
+      </w:r>
+      <w:r>
+        <w:t xml:space="preserve">-</w:t>
+      </w:r>
+      <w:r>
+        <w:t xml:space="preserve">File</w:t>
+      </w:r>
+      <w:r>
+        <w:t xml:space="preserve">processing</w:t>
+      </w:r>
+      <w:r>
+        <w:t xml:space="preserve">-</w:t>
+      </w:r>
+      <w:r>
+        <w:t xml:space="preserve">Record</w:t>
+      </w:r>
+      <w:r>
+        <w:t xml:space="preserve">creation</w:t>
+      </w:r>
+      <w:r>
+        <w:t xml:space="preserve">-</w:t>
+      </w:r>
+      <w:r>
+        <w:t xml:space="preserve">Column</w:t>
+      </w:r>
+      <w:r>
+        <w:t xml:space="preserve">mapping</w:t>
+      </w:r>
+      <w:r>
+        <w:t xml:space="preserve">-</w:t>
+      </w:r>
+      <w:r>
+        <w:t xml:space="preserve">Derivative</w:t>
+      </w:r>
+      <w:r>
+        <w:t xml:space="preserve">generation</w:t>
+      </w:r>
+      <w:r>
+        <w:t xml:space="preserve">-</w:t>
+      </w:r>
+      <w:r>
+        <w:t xml:space="preserve">Validation</w:t>
+      </w:r>
+      <w:r>
+        <w:t xml:space="preserve">-</w:t>
+      </w:r>
+      <w:r>
+        <w:t xml:space="preserve">SIP/AIP/DIP</w:t>
+      </w:r>
+      <w:r>
+        <w:t xml:space="preserve">packaging</w:t>
+      </w:r>
+      <w:r>
+        <w:t xml:space="preserve">-</w:t>
+      </w:r>
+      <w:r>
+        <w:t xml:space="preserve">Hierarchy</w:t>
+      </w:r>
+      <w:r>
+        <w:t xml:space="preserve">building</w:t>
+      </w:r>
+      <w:r>
+        <w:t xml:space="preserve">-</w:t>
+      </w:r>
+      <w:r>
+        <w:t xml:space="preserve">Search</w:t>
+      </w:r>
+      <w:r>
+        <w:t xml:space="preserve">index</w:t>
+      </w:r>
+      <w:r>
+        <w:t xml:space="preserve">update</w:t>
+      </w:r>
+      <w:r>
+        <w:t xml:space="preserve">-</w:t>
+      </w:r>
+      <w:r>
+        <w:t xml:space="preserve">Template</w:t>
+      </w:r>
+      <w:r>
+        <w:t xml:space="preserve">generation</w:t>
+      </w:r>
+      <w:r>
+        <w:t xml:space="preserve">-</w:t>
+      </w:r>
+      <w:r>
+        <w:t xml:space="preserve">Manifest</w:t>
+      </w:r>
+      <w:r>
+        <w:t xml:space="preserve">generation</w:t>
+      </w:r>
+      <w:r>
+        <w:t xml:space="preserve">v</w:t>
+      </w:r>
+      <w:r>
+        <w:t xml:space="preserve">CLI</w:t>
+      </w:r>
+      <w:r>
+        <w:t xml:space="preserve">Task</w:t>
+      </w:r>
+      <w:r>
+        <w:t xml:space="preserve">Layer</w:t>
+      </w:r>
+      <w:r>
+        <w:t xml:space="preserve">ingestCommitTask.class.php</w:t>
+      </w:r>
+      <w:r>
+        <w:t xml:space="preserve">-</w:t>
+      </w:r>
+      <w:r>
+        <w:t xml:space="preserve">Background</w:t>
+      </w:r>
+      <w:r>
+        <w:t xml:space="preserve">job</w:t>
+      </w:r>
+      <w:r>
+        <w:t xml:space="preserve">processing</w:t>
+      </w:r>
+      <w:r>
+        <w:t xml:space="preserve">via</w:t>
+      </w:r>
+      <w:r>
+        <w:t xml:space="preserve">nohup</w:t>
+      </w:r>
+      <w:r>
+        <w:t xml:space="preserve">-</w:t>
+      </w:r>
+      <w:r>
+        <w:t xml:space="preserve">sfContext</w:t>
+      </w:r>
+      <w:r>
+        <w:t xml:space="preserve">bootstrap</w:t>
+      </w:r>
+      <w:r>
+        <w:t xml:space="preserve">AhgDb</w:t>
+      </w:r>
+      <w:r>
+        <w:t xml:space="preserve">initialization</w:t>
+      </w:r>
+      <w:r>
+        <w:t xml:space="preserve">v</w:t>
+      </w:r>
+      <w:r>
+        <w:t xml:space="preserve">Database</w:t>
+      </w:r>
+      <w:r>
+        <w:t xml:space="preserve">Tables</w:t>
+      </w:r>
+      <w:r>
+        <w:t xml:space="preserve">ingest_session</w:t>
+      </w:r>
+      <w:r>
+        <w:t xml:space="preserve">ingest_file</w:t>
+      </w:r>
+      <w:r>
+        <w:t xml:space="preserve">ingest_mapping</w:t>
+      </w:r>
+      <w:r>
+        <w:t xml:space="preserve">ingest_validation</w:t>
+      </w:r>
+      <w:r>
+        <w:t xml:space="preserve">ingest_row</w:t>
+      </w:r>
+      <w:r>
+        <w:t xml:space="preserve">ingest_job</w:t>
       </w:r>
     </w:p>
     <w:p>
@@ -678,220 +455,79 @@
     </w:p>
     <w:p>
       <w:pPr>
-        <w:pStyle w:val="SourceCode"/>
+        <w:pStyle w:val="FirstParagraph"/>
       </w:pPr>
       <w:r>
-        <w:rPr>
-          <w:rStyle w:val="VerbatimChar"/>
-        </w:rPr>
         <w:t xml:space="preserve">ahgIngestPlugin/</w:t>
       </w:r>
       <w:r>
-        <w:br/>
-      </w:r>
-      <w:r>
-        <w:rPr>
-          <w:rStyle w:val="VerbatimChar"/>
-        </w:rPr>
-        <w:t xml:space="preserve">+-- config/</w:t>
-      </w:r>
-      <w:r>
-        <w:br/>
-      </w:r>
-      <w:r>
-        <w:rPr>
-          <w:rStyle w:val="VerbatimChar"/>
-        </w:rPr>
-        <w:t xml:space="preserve">|   +-- ahgIngestPluginConfiguration.class.php</w:t>
-      </w:r>
-      <w:r>
-        <w:br/>
-      </w:r>
-      <w:r>
-        <w:rPr>
-          <w:rStyle w:val="VerbatimChar"/>
-        </w:rPr>
-        <w:t xml:space="preserve">+-- database/</w:t>
-      </w:r>
-      <w:r>
-        <w:br/>
-      </w:r>
-      <w:r>
-        <w:rPr>
-          <w:rStyle w:val="VerbatimChar"/>
-        </w:rPr>
-        <w:t xml:space="preserve">|   +-- install.sql</w:t>
-      </w:r>
-      <w:r>
-        <w:br/>
-      </w:r>
-      <w:r>
-        <w:rPr>
-          <w:rStyle w:val="VerbatimChar"/>
-        </w:rPr>
-        <w:t xml:space="preserve">+-- extension.json</w:t>
-      </w:r>
-      <w:r>
-        <w:br/>
-      </w:r>
-      <w:r>
-        <w:rPr>
-          <w:rStyle w:val="VerbatimChar"/>
-        </w:rPr>
-        <w:t xml:space="preserve">+-- lib/</w:t>
-      </w:r>
-      <w:r>
-        <w:br/>
-      </w:r>
-      <w:r>
-        <w:rPr>
-          <w:rStyle w:val="VerbatimChar"/>
-        </w:rPr>
-        <w:t xml:space="preserve">|   +-- Services/</w:t>
-      </w:r>
-      <w:r>
-        <w:br/>
-      </w:r>
-      <w:r>
-        <w:rPr>
-          <w:rStyle w:val="VerbatimChar"/>
-        </w:rPr>
-        <w:t xml:space="preserve">|   |   +-- IngestService.php</w:t>
-      </w:r>
-      <w:r>
-        <w:br/>
-      </w:r>
-      <w:r>
-        <w:rPr>
-          <w:rStyle w:val="VerbatimChar"/>
-        </w:rPr>
-        <w:t xml:space="preserve">|   |   +-- IngestCommitService.php</w:t>
-      </w:r>
-      <w:r>
-        <w:br/>
-      </w:r>
-      <w:r>
-        <w:rPr>
-          <w:rStyle w:val="VerbatimChar"/>
-        </w:rPr>
-        <w:t xml:space="preserve">|   +-- task/</w:t>
-      </w:r>
-      <w:r>
-        <w:br/>
-      </w:r>
-      <w:r>
-        <w:rPr>
-          <w:rStyle w:val="VerbatimChar"/>
-        </w:rPr>
-        <w:t xml:space="preserve">|       +-- ingestCommitTask.class.php</w:t>
-      </w:r>
-      <w:r>
-        <w:br/>
-      </w:r>
-      <w:r>
-        <w:rPr>
-          <w:rStyle w:val="VerbatimChar"/>
-        </w:rPr>
-        <w:t xml:space="preserve">+-- modules/</w:t>
-      </w:r>
-      <w:r>
-        <w:br/>
-      </w:r>
-      <w:r>
-        <w:rPr>
-          <w:rStyle w:val="VerbatimChar"/>
-        </w:rPr>
-        <w:t xml:space="preserve">    +-- ingest/</w:t>
-      </w:r>
-      <w:r>
-        <w:br/>
-      </w:r>
-      <w:r>
-        <w:rPr>
-          <w:rStyle w:val="VerbatimChar"/>
-        </w:rPr>
-        <w:t xml:space="preserve">        +-- actions/</w:t>
-      </w:r>
-      <w:r>
-        <w:br/>
-      </w:r>
-      <w:r>
-        <w:rPr>
-          <w:rStyle w:val="VerbatimChar"/>
-        </w:rPr>
-        <w:t xml:space="preserve">        |   +-- actions.class.php</w:t>
-      </w:r>
-      <w:r>
-        <w:br/>
-      </w:r>
-      <w:r>
-        <w:rPr>
-          <w:rStyle w:val="VerbatimChar"/>
-        </w:rPr>
-        <w:t xml:space="preserve">        +-- templates/</w:t>
-      </w:r>
-      <w:r>
-        <w:br/>
-      </w:r>
-      <w:r>
-        <w:rPr>
-          <w:rStyle w:val="VerbatimChar"/>
-        </w:rPr>
-        <w:t xml:space="preserve">            +-- indexSuccess.php</w:t>
-      </w:r>
-      <w:r>
-        <w:br/>
-      </w:r>
-      <w:r>
-        <w:rPr>
-          <w:rStyle w:val="VerbatimChar"/>
-        </w:rPr>
-        <w:t xml:space="preserve">            +-- configureSuccess.php</w:t>
-      </w:r>
-      <w:r>
-        <w:br/>
-      </w:r>
-      <w:r>
-        <w:rPr>
-          <w:rStyle w:val="VerbatimChar"/>
-        </w:rPr>
-        <w:t xml:space="preserve">            +-- uploadSuccess.php</w:t>
-      </w:r>
-      <w:r>
-        <w:br/>
-      </w:r>
-      <w:r>
-        <w:rPr>
-          <w:rStyle w:val="VerbatimChar"/>
-        </w:rPr>
-        <w:t xml:space="preserve">            +-- mapSuccess.php</w:t>
-      </w:r>
-      <w:r>
-        <w:br/>
-      </w:r>
-      <w:r>
-        <w:rPr>
-          <w:rStyle w:val="VerbatimChar"/>
-        </w:rPr>
-        <w:t xml:space="preserve">            +-- validateSuccess.php</w:t>
-      </w:r>
-      <w:r>
-        <w:br/>
-      </w:r>
-      <w:r>
-        <w:rPr>
-          <w:rStyle w:val="VerbatimChar"/>
-        </w:rPr>
-        <w:t xml:space="preserve">            +-- previewSuccess.php</w:t>
-      </w:r>
-      <w:r>
-        <w:br/>
-      </w:r>
-      <w:r>
-        <w:rPr>
-          <w:rStyle w:val="VerbatimChar"/>
-        </w:rPr>
-        <w:t xml:space="preserve">            +-- commitSuccess.php</w:t>
+        <w:t xml:space="preserve">config/</w:t>
+      </w:r>
+      <w:r>
+        <w:t xml:space="preserve">ahgIngestPluginConfiguration.class.php</w:t>
+      </w:r>
+      <w:r>
+        <w:t xml:space="preserve">database/</w:t>
+      </w:r>
+      <w:r>
+        <w:t xml:space="preserve">install.sql</w:t>
+      </w:r>
+      <w:r>
+        <w:t xml:space="preserve">extension.json</w:t>
+      </w:r>
+      <w:r>
+        <w:t xml:space="preserve">lib/</w:t>
+      </w:r>
+      <w:r>
+        <w:t xml:space="preserve">Services/</w:t>
+      </w:r>
+      <w:r>
+        <w:t xml:space="preserve">IngestService.php</w:t>
+      </w:r>
+      <w:r>
+        <w:t xml:space="preserve">IngestCommitService.php</w:t>
+      </w:r>
+      <w:r>
+        <w:t xml:space="preserve">task/</w:t>
+      </w:r>
+      <w:r>
+        <w:t xml:space="preserve">ingestCommitTask.class.php</w:t>
+      </w:r>
+      <w:r>
+        <w:t xml:space="preserve">modules/</w:t>
+      </w:r>
+      <w:r>
+        <w:t xml:space="preserve">ingest/</w:t>
+      </w:r>
+      <w:r>
+        <w:t xml:space="preserve">actions/</w:t>
+      </w:r>
+      <w:r>
+        <w:t xml:space="preserve">actions.class.php</w:t>
+      </w:r>
+      <w:r>
+        <w:t xml:space="preserve">templates/</w:t>
+      </w:r>
+      <w:r>
+        <w:t xml:space="preserve">indexSuccess.php</w:t>
+      </w:r>
+      <w:r>
+        <w:t xml:space="preserve">configureSuccess.php</w:t>
+      </w:r>
+      <w:r>
+        <w:t xml:space="preserve">uploadSuccess.php</w:t>
+      </w:r>
+      <w:r>
+        <w:t xml:space="preserve">mapSuccess.php</w:t>
+      </w:r>
+      <w:r>
+        <w:t xml:space="preserve">validateSuccess.php</w:t>
+      </w:r>
+      <w:r>
+        <w:t xml:space="preserve">previewSuccess.php</w:t>
+      </w:r>
+      <w:r>
+        <w:t xml:space="preserve">commitSuccess.php</w:t>
       </w:r>
     </w:p>
     <w:p>
@@ -922,607 +558,658 @@
     </w:p>
     <w:p>
       <w:pPr>
-        <w:pStyle w:val="SourceCode"/>
+        <w:pStyle w:val="FirstParagraph"/>
       </w:pPr>
       <w:r>
-        <w:rPr>
-          <w:rStyle w:val="VerbatimChar"/>
-        </w:rPr>
-        <w:t xml:space="preserve">+-------------------------------------------+     +-------------------------------------------+</w:t>
-      </w:r>
-      <w:r>
-        <w:br/>
-      </w:r>
-      <w:r>
-        <w:rPr>
-          <w:rStyle w:val="VerbatimChar"/>
-        </w:rPr>
-        <w:t xml:space="preserve">|             ingest_session                 |     |              ingest_file                   |</w:t>
-      </w:r>
-      <w:r>
-        <w:br/>
-      </w:r>
-      <w:r>
-        <w:rPr>
-          <w:rStyle w:val="VerbatimChar"/>
-        </w:rPr>
-        <w:t xml:space="preserve">+-------------------------------------------+     +-------------------------------------------+</w:t>
-      </w:r>
-      <w:r>
-        <w:br/>
-      </w:r>
-      <w:r>
-        <w:rPr>
-          <w:rStyle w:val="VerbatimChar"/>
-        </w:rPr>
-        <w:t xml:space="preserve">| PK id INT AUTO_INCREMENT                  |     | PK id INT AUTO_INCREMENT                  |</w:t>
-      </w:r>
-      <w:r>
-        <w:br/>
-      </w:r>
-      <w:r>
-        <w:rPr>
-          <w:rStyle w:val="VerbatimChar"/>
-        </w:rPr>
-        <w:t xml:space="preserve">|    user_id INT                            |&lt;-+  |    session_id INT  ──────────────────&gt;FK   |</w:t>
-      </w:r>
-      <w:r>
-        <w:br/>
-      </w:r>
-      <w:r>
-        <w:rPr>
-          <w:rStyle w:val="VerbatimChar"/>
-        </w:rPr>
-        <w:t xml:space="preserve">|    title VARCHAR(255)                     |  |  |    file_type ENUM(csv,zip,ead,directory)   |</w:t>
-      </w:r>
-      <w:r>
-        <w:br/>
-      </w:r>
-      <w:r>
-        <w:rPr>
-          <w:rStyle w:val="VerbatimChar"/>
-        </w:rPr>
-        <w:t xml:space="preserve">|    sector ENUM(archive,museum,library,    |  |  |    original_name VARCHAR(255)              |</w:t>
-      </w:r>
-      <w:r>
-        <w:br/>
-      </w:r>
-      <w:r>
-        <w:rPr>
-          <w:rStyle w:val="VerbatimChar"/>
-        </w:rPr>
-        <w:t xml:space="preserve">|           gallery,dam)                    |  |  |    stored_path VARCHAR(500)                |</w:t>
-      </w:r>
-      <w:r>
-        <w:br/>
-      </w:r>
-      <w:r>
-        <w:rPr>
-          <w:rStyle w:val="VerbatimChar"/>
-        </w:rPr>
-        <w:t xml:space="preserve">|    standard ENUM(isadg,dc,spectrum,       |  |  |    file_size BIGINT                       |</w:t>
-      </w:r>
-      <w:r>
-        <w:br/>
-      </w:r>
-      <w:r>
-        <w:rPr>
-          <w:rStyle w:val="VerbatimChar"/>
-        </w:rPr>
-        <w:t xml:space="preserve">|             cco,rad,dacs)                 |  |  |    mime_type VARCHAR(100)                  |</w:t>
-      </w:r>
-      <w:r>
-        <w:br/>
-      </w:r>
-      <w:r>
-        <w:rPr>
-          <w:rStyle w:val="VerbatimChar"/>
-        </w:rPr>
-        <w:t xml:space="preserve">|    repository_id INT                      |  |  |    row_count INT                           |</w:t>
-      </w:r>
-      <w:r>
-        <w:br/>
-      </w:r>
-      <w:r>
-        <w:rPr>
-          <w:rStyle w:val="VerbatimChar"/>
-        </w:rPr>
-        <w:t xml:space="preserve">|    parent_id INT                          |  |  |    delimiter VARCHAR(5)                    |</w:t>
-      </w:r>
-      <w:r>
-        <w:br/>
-      </w:r>
-      <w:r>
-        <w:rPr>
-          <w:rStyle w:val="VerbatimChar"/>
-        </w:rPr>
-        <w:t xml:space="preserve">|    parent_placement ENUM(existing,new,    |  |  |    encoding VARCHAR(50)                    |</w:t>
-      </w:r>
-      <w:r>
-        <w:br/>
-      </w:r>
-      <w:r>
-        <w:rPr>
-          <w:rStyle w:val="VerbatimChar"/>
-        </w:rPr>
-        <w:t xml:space="preserve">|                     top_level,            |  |  |    headers JSON                            |</w:t>
-      </w:r>
-      <w:r>
-        <w:br/>
-      </w:r>
-      <w:r>
-        <w:rPr>
-          <w:rStyle w:val="VerbatimChar"/>
-        </w:rPr>
-        <w:t xml:space="preserve">|                     csv_hierarchy)        |  |  |    extracted_path VARCHAR(500)              |</w:t>
-      </w:r>
-      <w:r>
-        <w:br/>
-      </w:r>
-      <w:r>
-        <w:rPr>
-          <w:rStyle w:val="VerbatimChar"/>
-        </w:rPr>
-        <w:t xml:space="preserve">|    new_parent_title VARCHAR(255)          |  |  +-------------------------------------------+</w:t>
-      </w:r>
-      <w:r>
-        <w:br/>
-      </w:r>
-      <w:r>
-        <w:rPr>
-          <w:rStyle w:val="VerbatimChar"/>
-        </w:rPr>
-        <w:t xml:space="preserve">|    new_parent_level VARCHAR(100)          |  |</w:t>
-      </w:r>
-      <w:r>
-        <w:br/>
-      </w:r>
-      <w:r>
-        <w:rPr>
-          <w:rStyle w:val="VerbatimChar"/>
-        </w:rPr>
-        <w:t xml:space="preserve">|    output_create_records TINYINT(1)       |  |  +-------------------------------------------+</w:t>
-      </w:r>
-      <w:r>
-        <w:br/>
-      </w:r>
-      <w:r>
-        <w:rPr>
-          <w:rStyle w:val="VerbatimChar"/>
-        </w:rPr>
-        <w:t xml:space="preserve">|    output_generate_sip TINYINT(1)         |  |  |            ingest_mapping                  |</w:t>
-      </w:r>
-      <w:r>
-        <w:br/>
-      </w:r>
-      <w:r>
-        <w:rPr>
-          <w:rStyle w:val="VerbatimChar"/>
-        </w:rPr>
-        <w:t xml:space="preserve">|    output_generate_aip TINYINT(1)         |  |  +-------------------------------------------+</w:t>
-      </w:r>
-      <w:r>
-        <w:br/>
-      </w:r>
-      <w:r>
-        <w:rPr>
-          <w:rStyle w:val="VerbatimChar"/>
-        </w:rPr>
-        <w:t xml:space="preserve">|    output_generate_dip TINYINT(1)         |  |  | PK id INT AUTO_INCREMENT                  |</w:t>
-      </w:r>
-      <w:r>
-        <w:br/>
-      </w:r>
-      <w:r>
-        <w:rPr>
-          <w:rStyle w:val="VerbatimChar"/>
-        </w:rPr>
-        <w:t xml:space="preserve">|    output_sip_path VARCHAR(500)           |  +--|    session_id INT  ──────────────────&gt;FK   |</w:t>
-      </w:r>
-      <w:r>
-        <w:br/>
-      </w:r>
-      <w:r>
-        <w:rPr>
-          <w:rStyle w:val="VerbatimChar"/>
-        </w:rPr>
-        <w:t xml:space="preserve">|    output_aip_path VARCHAR(500)           |  |  |    source_column VARCHAR(255)              |</w:t>
-      </w:r>
-      <w:r>
-        <w:br/>
-      </w:r>
-      <w:r>
-        <w:rPr>
-          <w:rStyle w:val="VerbatimChar"/>
-        </w:rPr>
-        <w:t xml:space="preserve">|    output_dip_path VARCHAR(500)           |  |  |    target_field VARCHAR(255)               |</w:t>
-      </w:r>
-      <w:r>
-        <w:br/>
-      </w:r>
-      <w:r>
-        <w:rPr>
-          <w:rStyle w:val="VerbatimChar"/>
-        </w:rPr>
-        <w:t xml:space="preserve">|    derivative_thumbnails TINYINT(1)       |  |  |    is_ignored TINYINT(1)                   |</w:t>
-      </w:r>
-      <w:r>
-        <w:br/>
-      </w:r>
-      <w:r>
-        <w:rPr>
-          <w:rStyle w:val="VerbatimChar"/>
-        </w:rPr>
-        <w:t xml:space="preserve">|    derivative_reference TINYINT(1)        |  |  |    default_value TEXT                      |</w:t>
-      </w:r>
-      <w:r>
-        <w:br/>
-      </w:r>
-      <w:r>
-        <w:rPr>
-          <w:rStyle w:val="VerbatimChar"/>
-        </w:rPr>
-        <w:t xml:space="preserve">|    derivative_normalize_format VARCHAR(20)|  |  |    transform VARCHAR(255)                  |</w:t>
-      </w:r>
-      <w:r>
-        <w:br/>
-      </w:r>
-      <w:r>
-        <w:rPr>
-          <w:rStyle w:val="VerbatimChar"/>
-        </w:rPr>
-        <w:t xml:space="preserve">|    security_classification_id INT         |  |  |    sort_order INT                          |</w:t>
-      </w:r>
-      <w:r>
-        <w:br/>
-      </w:r>
-      <w:r>
-        <w:rPr>
-          <w:rStyle w:val="VerbatimChar"/>
-        </w:rPr>
-        <w:t xml:space="preserve">|    process_ner TINYINT(1)                 |  |  +-------------------------------------------+</w:t>
-      </w:r>
-      <w:r>
-        <w:br/>
-      </w:r>
-      <w:r>
-        <w:rPr>
-          <w:rStyle w:val="VerbatimChar"/>
-        </w:rPr>
-        <w:t xml:space="preserve">|    process_ocr TINYINT(1)                 |  |</w:t>
-      </w:r>
-      <w:r>
-        <w:br/>
-      </w:r>
-      <w:r>
-        <w:rPr>
-          <w:rStyle w:val="VerbatimChar"/>
-        </w:rPr>
-        <w:t xml:space="preserve">|    process_virus_scan TINYINT(1)          |  |  +-------------------------------------------+</w:t>
-      </w:r>
-      <w:r>
-        <w:br/>
-      </w:r>
-      <w:r>
-        <w:rPr>
-          <w:rStyle w:val="VerbatimChar"/>
-        </w:rPr>
-        <w:t xml:space="preserve">|    process_summarize TINYINT(1)           |  |  |          ingest_validation                 |</w:t>
-      </w:r>
-      <w:r>
-        <w:br/>
-      </w:r>
-      <w:r>
-        <w:rPr>
-          <w:rStyle w:val="VerbatimChar"/>
-        </w:rPr>
-        <w:t xml:space="preserve">|    process_spellcheck TINYINT(1)          |  |  +-------------------------------------------+</w:t>
-      </w:r>
-      <w:r>
-        <w:br/>
-      </w:r>
-      <w:r>
-        <w:rPr>
-          <w:rStyle w:val="VerbatimChar"/>
-        </w:rPr>
-        <w:t xml:space="preserve">|    process_translate TINYINT(1)           |  |  | PK id INT AUTO_INCREMENT                  |</w:t>
-      </w:r>
-      <w:r>
-        <w:br/>
-      </w:r>
-      <w:r>
-        <w:rPr>
-          <w:rStyle w:val="VerbatimChar"/>
-        </w:rPr>
-        <w:t xml:space="preserve">|    process_translate_lang VARCHAR(10)     |  +--|    session_id INT  ──────────────────&gt;FK   |</w:t>
-      </w:r>
-      <w:r>
-        <w:br/>
-      </w:r>
-      <w:r>
-        <w:rPr>
-          <w:rStyle w:val="VerbatimChar"/>
-        </w:rPr>
-        <w:t xml:space="preserve">|    process_format_id TINYINT(1)           |  |  |    row_number INT                          |</w:t>
-      </w:r>
-      <w:r>
-        <w:br/>
-      </w:r>
-      <w:r>
-        <w:rPr>
-          <w:rStyle w:val="VerbatimChar"/>
-        </w:rPr>
-        <w:t xml:space="preserve">|    process_face_detect TINYINT(1)         |  |  |    severity ENUM(error,warning,info)       |</w:t>
-      </w:r>
-      <w:r>
-        <w:br/>
-      </w:r>
-      <w:r>
-        <w:rPr>
-          <w:rStyle w:val="VerbatimChar"/>
-        </w:rPr>
-        <w:t xml:space="preserve">|    status ENUM(configure,upload,map,      |  |  |    field_name VARCHAR(255)                 |</w:t>
-      </w:r>
-      <w:r>
-        <w:br/>
-      </w:r>
-      <w:r>
-        <w:rPr>
-          <w:rStyle w:val="VerbatimChar"/>
-        </w:rPr>
-        <w:t xml:space="preserve">|           validate,preview,commit,        |  |  |    message TEXT                             |</w:t>
-      </w:r>
-      <w:r>
-        <w:br/>
-      </w:r>
-      <w:r>
-        <w:rPr>
-          <w:rStyle w:val="VerbatimChar"/>
-        </w:rPr>
-        <w:t xml:space="preserve">|           completed,failed,cancelled)     |  |  |    is_excluded TINYINT(1)                  |</w:t>
-      </w:r>
-      <w:r>
-        <w:br/>
-      </w:r>
-      <w:r>
-        <w:rPr>
-          <w:rStyle w:val="VerbatimChar"/>
-        </w:rPr>
-        <w:t xml:space="preserve">|    config JSON                            |  |  +-------------------------------------------+</w:t>
-      </w:r>
-      <w:r>
-        <w:br/>
-      </w:r>
-      <w:r>
-        <w:rPr>
-          <w:rStyle w:val="VerbatimChar"/>
-        </w:rPr>
-        <w:t xml:space="preserve">|    created_at TIMESTAMP                   |  |</w:t>
-      </w:r>
-      <w:r>
-        <w:br/>
-      </w:r>
-      <w:r>
-        <w:rPr>
-          <w:rStyle w:val="VerbatimChar"/>
-        </w:rPr>
-        <w:t xml:space="preserve">|    updated_at TIMESTAMP                   |  |  +-------------------------------------------+</w:t>
-      </w:r>
-      <w:r>
-        <w:br/>
-      </w:r>
-      <w:r>
-        <w:rPr>
-          <w:rStyle w:val="VerbatimChar"/>
-        </w:rPr>
-        <w:t xml:space="preserve">+-------------------------------------------+  |  |              ingest_row                    |</w:t>
-      </w:r>
-      <w:r>
-        <w:br/>
-      </w:r>
-      <w:r>
-        <w:rPr>
-          <w:rStyle w:val="VerbatimChar"/>
-        </w:rPr>
-        <w:t xml:space="preserve">             |                                  |  +-------------------------------------------+</w:t>
-      </w:r>
-      <w:r>
-        <w:br/>
-      </w:r>
-      <w:r>
-        <w:rPr>
-          <w:rStyle w:val="VerbatimChar"/>
-        </w:rPr>
-        <w:t xml:space="preserve">             |                                  |  | PK id INT AUTO_INCREMENT                  |</w:t>
-      </w:r>
-      <w:r>
-        <w:br/>
-      </w:r>
-      <w:r>
-        <w:rPr>
-          <w:rStyle w:val="VerbatimChar"/>
-        </w:rPr>
-        <w:t xml:space="preserve">             v                                  +--|    session_id INT  ──────────────────&gt;FK   |</w:t>
-      </w:r>
-      <w:r>
-        <w:br/>
-      </w:r>
-      <w:r>
-        <w:rPr>
-          <w:rStyle w:val="VerbatimChar"/>
-        </w:rPr>
-        <w:t xml:space="preserve">+-------------------------------------------+  |  |    row_number INT                          |</w:t>
-      </w:r>
-      <w:r>
-        <w:br/>
-      </w:r>
-      <w:r>
-        <w:rPr>
-          <w:rStyle w:val="VerbatimChar"/>
-        </w:rPr>
-        <w:t xml:space="preserve">|              ingest_job                    |  |  |    legacy_id VARCHAR(255)                  |</w:t>
-      </w:r>
-      <w:r>
-        <w:br/>
-      </w:r>
-      <w:r>
-        <w:rPr>
-          <w:rStyle w:val="VerbatimChar"/>
-        </w:rPr>
-        <w:t xml:space="preserve">+-------------------------------------------+  |  |    parent_id_ref VARCHAR(255)              |</w:t>
-      </w:r>
-      <w:r>
-        <w:br/>
-      </w:r>
-      <w:r>
-        <w:rPr>
-          <w:rStyle w:val="VerbatimChar"/>
-        </w:rPr>
-        <w:t xml:space="preserve">| PK id INT AUTO_INCREMENT                  |  |  |    level_of_description VARCHAR(100)       |</w:t>
-      </w:r>
-      <w:r>
-        <w:br/>
-      </w:r>
-      <w:r>
-        <w:rPr>
-          <w:rStyle w:val="VerbatimChar"/>
-        </w:rPr>
-        <w:t xml:space="preserve">|    session_id INT  ──────────────────&gt;FK --+  |  |    title VARCHAR(500)                     |</w:t>
-      </w:r>
-      <w:r>
-        <w:br/>
-      </w:r>
-      <w:r>
-        <w:rPr>
-          <w:rStyle w:val="VerbatimChar"/>
-        </w:rPr>
-        <w:t xml:space="preserve">|    status ENUM(queued,running,            |     |    data JSON                               |</w:t>
-      </w:r>
-      <w:r>
-        <w:br/>
-      </w:r>
-      <w:r>
-        <w:rPr>
-          <w:rStyle w:val="VerbatimChar"/>
-        </w:rPr>
-        <w:t xml:space="preserve">|           completed,failed,cancelled)     |     |    enriched_data JSON                      |</w:t>
-      </w:r>
-      <w:r>
-        <w:br/>
-      </w:r>
-      <w:r>
-        <w:rPr>
-          <w:rStyle w:val="VerbatimChar"/>
-        </w:rPr>
-        <w:t xml:space="preserve">|    total_rows INT                         |     |    digital_object_path VARCHAR(500)         |</w:t>
-      </w:r>
-      <w:r>
-        <w:br/>
-      </w:r>
-      <w:r>
-        <w:rPr>
-          <w:rStyle w:val="VerbatimChar"/>
-        </w:rPr>
-        <w:t xml:space="preserve">|    processed_rows INT                     |     |    digital_object_matched TINYINT(1)        |</w:t>
-      </w:r>
-      <w:r>
-        <w:br/>
-      </w:r>
-      <w:r>
-        <w:rPr>
-          <w:rStyle w:val="VerbatimChar"/>
-        </w:rPr>
-        <w:t xml:space="preserve">|    created_records INT                    |     |    metadata_extracted JSON                  |</w:t>
-      </w:r>
-      <w:r>
-        <w:br/>
-      </w:r>
-      <w:r>
-        <w:rPr>
-          <w:rStyle w:val="VerbatimChar"/>
-        </w:rPr>
-        <w:t xml:space="preserve">|    created_dos INT                        |     |    checksum_sha256 VARCHAR(64)              |</w:t>
-      </w:r>
-      <w:r>
-        <w:br/>
-      </w:r>
-      <w:r>
-        <w:rPr>
-          <w:rStyle w:val="VerbatimChar"/>
-        </w:rPr>
-        <w:t xml:space="preserve">|    sip_package_id INT                     |     |    is_valid TINYINT(1)                      |</w:t>
-      </w:r>
-      <w:r>
-        <w:br/>
-      </w:r>
-      <w:r>
-        <w:rPr>
-          <w:rStyle w:val="VerbatimChar"/>
-        </w:rPr>
-        <w:t xml:space="preserve">|    aip_package_id INT                     |     |    is_excluded TINYINT(1)                   |</w:t>
-      </w:r>
-      <w:r>
-        <w:br/>
-      </w:r>
-      <w:r>
-        <w:rPr>
-          <w:rStyle w:val="VerbatimChar"/>
-        </w:rPr>
-        <w:t xml:space="preserve">|    dip_package_id INT                     |     |    created_atom_id INT                      |</w:t>
-      </w:r>
-      <w:r>
-        <w:br/>
-      </w:r>
-      <w:r>
-        <w:rPr>
-          <w:rStyle w:val="VerbatimChar"/>
-        </w:rPr>
-        <w:t xml:space="preserve">|    error_count INT                        |     |    created_do_id INT                        |</w:t>
-      </w:r>
-      <w:r>
-        <w:br/>
-      </w:r>
-      <w:r>
-        <w:rPr>
-          <w:rStyle w:val="VerbatimChar"/>
-        </w:rPr>
-        <w:t xml:space="preserve">|    error_log JSON                         |     +-------------------------------------------+</w:t>
-      </w:r>
-      <w:r>
-        <w:br/>
-      </w:r>
-      <w:r>
-        <w:rPr>
-          <w:rStyle w:val="VerbatimChar"/>
-        </w:rPr>
-        <w:t xml:space="preserve">|    manifest_path VARCHAR(500)             |</w:t>
-      </w:r>
-      <w:r>
-        <w:br/>
-      </w:r>
-      <w:r>
-        <w:rPr>
-          <w:rStyle w:val="VerbatimChar"/>
-        </w:rPr>
-        <w:t xml:space="preserve">|    started_at DATETIME                    |</w:t>
-      </w:r>
-      <w:r>
-        <w:br/>
-      </w:r>
-      <w:r>
-        <w:rPr>
-          <w:rStyle w:val="VerbatimChar"/>
-        </w:rPr>
-        <w:t xml:space="preserve">|    completed_at DATETIME                  |</w:t>
-      </w:r>
-      <w:r>
-        <w:br/>
-      </w:r>
-      <w:r>
-        <w:rPr>
-          <w:rStyle w:val="VerbatimChar"/>
-        </w:rPr>
-        <w:t xml:space="preserve">+-------------------------------------------+</w:t>
+        <w:t xml:space="preserve">ingest_session</w:t>
+      </w:r>
+      <w:r>
+        <w:t xml:space="preserve">ingest_file</w:t>
+      </w:r>
+      <w:r>
+        <w:t xml:space="preserve">PK</w:t>
+      </w:r>
+      <w:r>
+        <w:t xml:space="preserve">id</w:t>
+      </w:r>
+      <w:r>
+        <w:t xml:space="preserve">INT</w:t>
+      </w:r>
+      <w:r>
+        <w:t xml:space="preserve">AUTO_INCREMENT</w:t>
+      </w:r>
+      <w:r>
+        <w:t xml:space="preserve">PK</w:t>
+      </w:r>
+      <w:r>
+        <w:t xml:space="preserve">id</w:t>
+      </w:r>
+      <w:r>
+        <w:t xml:space="preserve">INT</w:t>
+      </w:r>
+      <w:r>
+        <w:t xml:space="preserve">AUTO_INCREMENT</w:t>
+      </w:r>
+      <w:r>
+        <w:t xml:space="preserve">user_id</w:t>
+      </w:r>
+      <w:r>
+        <w:t xml:space="preserve">INT</w:t>
+      </w:r>
+      <w:r>
+        <w:t xml:space="preserve">session_id</w:t>
+      </w:r>
+      <w:r>
+        <w:t xml:space="preserve">INT</w:t>
+      </w:r>
+      <w:r>
+        <w:t xml:space="preserve">&gt;FK</w:t>
+      </w:r>
+      <w:r>
+        <w:t xml:space="preserve">title</w:t>
+      </w:r>
+      <w:r>
+        <w:t xml:space="preserve">VARCHAR(255)</w:t>
+      </w:r>
+      <w:r>
+        <w:t xml:space="preserve">file_type</w:t>
+      </w:r>
+      <w:r>
+        <w:t xml:space="preserve">ENUM(csv,zip,ead,directory)</w:t>
+      </w:r>
+      <w:r>
+        <w:t xml:space="preserve">sector</w:t>
+      </w:r>
+      <w:r>
+        <w:t xml:space="preserve">ENUM(archive,museum,library,</w:t>
+      </w:r>
+      <w:r>
+        <w:t xml:space="preserve">original_name</w:t>
+      </w:r>
+      <w:r>
+        <w:t xml:space="preserve">VARCHAR(255)</w:t>
+      </w:r>
+      <w:r>
+        <w:t xml:space="preserve">gallery,dam)</w:t>
+      </w:r>
+      <w:r>
+        <w:t xml:space="preserve">stored_path</w:t>
+      </w:r>
+      <w:r>
+        <w:t xml:space="preserve">VARCHAR(500)</w:t>
+      </w:r>
+      <w:r>
+        <w:t xml:space="preserve">standard</w:t>
+      </w:r>
+      <w:r>
+        <w:t xml:space="preserve">ENUM(isadg,dc,spectrum,</w:t>
+      </w:r>
+      <w:r>
+        <w:t xml:space="preserve">file_size</w:t>
+      </w:r>
+      <w:r>
+        <w:t xml:space="preserve">BIGINT</w:t>
+      </w:r>
+      <w:r>
+        <w:t xml:space="preserve">cco,rad,dacs)</w:t>
+      </w:r>
+      <w:r>
+        <w:t xml:space="preserve">mime_type</w:t>
+      </w:r>
+      <w:r>
+        <w:t xml:space="preserve">VARCHAR(100)</w:t>
+      </w:r>
+      <w:r>
+        <w:t xml:space="preserve">repository_id</w:t>
+      </w:r>
+      <w:r>
+        <w:t xml:space="preserve">INT</w:t>
+      </w:r>
+      <w:r>
+        <w:t xml:space="preserve">row_count</w:t>
+      </w:r>
+      <w:r>
+        <w:t xml:space="preserve">INT</w:t>
+      </w:r>
+      <w:r>
+        <w:t xml:space="preserve">parent_id</w:t>
+      </w:r>
+      <w:r>
+        <w:t xml:space="preserve">INT</w:t>
+      </w:r>
+      <w:r>
+        <w:t xml:space="preserve">delimiter</w:t>
+      </w:r>
+      <w:r>
+        <w:t xml:space="preserve">VARCHAR(5)</w:t>
+      </w:r>
+      <w:r>
+        <w:t xml:space="preserve">parent_placement</w:t>
+      </w:r>
+      <w:r>
+        <w:t xml:space="preserve">ENUM(existing,new,</w:t>
+      </w:r>
+      <w:r>
+        <w:t xml:space="preserve">encoding</w:t>
+      </w:r>
+      <w:r>
+        <w:t xml:space="preserve">VARCHAR(50)</w:t>
+      </w:r>
+      <w:r>
+        <w:t xml:space="preserve">top_level,</w:t>
+      </w:r>
+      <w:r>
+        <w:t xml:space="preserve">headers</w:t>
+      </w:r>
+      <w:r>
+        <w:t xml:space="preserve">JSON</w:t>
+      </w:r>
+      <w:r>
+        <w:t xml:space="preserve">csv_hierarchy)</w:t>
+      </w:r>
+      <w:r>
+        <w:t xml:space="preserve">extracted_path</w:t>
+      </w:r>
+      <w:r>
+        <w:t xml:space="preserve">VARCHAR(500)</w:t>
+      </w:r>
+      <w:r>
+        <w:t xml:space="preserve">new_parent_title</w:t>
+      </w:r>
+      <w:r>
+        <w:t xml:space="preserve">VARCHAR(255)</w:t>
+      </w:r>
+      <w:r>
+        <w:t xml:space="preserve">new_parent_level</w:t>
+      </w:r>
+      <w:r>
+        <w:t xml:space="preserve">VARCHAR(100)</w:t>
+      </w:r>
+      <w:r>
+        <w:t xml:space="preserve">output_create_records</w:t>
+      </w:r>
+      <w:r>
+        <w:t xml:space="preserve">TINYINT(1)</w:t>
+      </w:r>
+      <w:r>
+        <w:t xml:space="preserve">output_generate_sip</w:t>
+      </w:r>
+      <w:r>
+        <w:t xml:space="preserve">TINYINT(1)</w:t>
+      </w:r>
+      <w:r>
+        <w:t xml:space="preserve">ingest_mapping</w:t>
+      </w:r>
+      <w:r>
+        <w:t xml:space="preserve">output_generate_aip</w:t>
+      </w:r>
+      <w:r>
+        <w:t xml:space="preserve">TINYINT(1)</w:t>
+      </w:r>
+      <w:r>
+        <w:t xml:space="preserve">output_generate_dip</w:t>
+      </w:r>
+      <w:r>
+        <w:t xml:space="preserve">TINYINT(1)</w:t>
+      </w:r>
+      <w:r>
+        <w:t xml:space="preserve">PK</w:t>
+      </w:r>
+      <w:r>
+        <w:t xml:space="preserve">id</w:t>
+      </w:r>
+      <w:r>
+        <w:t xml:space="preserve">INT</w:t>
+      </w:r>
+      <w:r>
+        <w:t xml:space="preserve">AUTO_INCREMENT</w:t>
+      </w:r>
+      <w:r>
+        <w:t xml:space="preserve">output_sip_path</w:t>
+      </w:r>
+      <w:r>
+        <w:t xml:space="preserve">VARCHAR(500)</w:t>
+      </w:r>
+      <w:r>
+        <w:t xml:space="preserve">session_id</w:t>
+      </w:r>
+      <w:r>
+        <w:t xml:space="preserve">INT</w:t>
+      </w:r>
+      <w:r>
+        <w:t xml:space="preserve">&gt;FK</w:t>
+      </w:r>
+      <w:r>
+        <w:t xml:space="preserve">output_aip_path</w:t>
+      </w:r>
+      <w:r>
+        <w:t xml:space="preserve">VARCHAR(500)</w:t>
+      </w:r>
+      <w:r>
+        <w:t xml:space="preserve">source_column</w:t>
+      </w:r>
+      <w:r>
+        <w:t xml:space="preserve">VARCHAR(255)</w:t>
+      </w:r>
+      <w:r>
+        <w:t xml:space="preserve">output_dip_path</w:t>
+      </w:r>
+      <w:r>
+        <w:t xml:space="preserve">VARCHAR(500)</w:t>
+      </w:r>
+      <w:r>
+        <w:t xml:space="preserve">target_field</w:t>
+      </w:r>
+      <w:r>
+        <w:t xml:space="preserve">VARCHAR(255)</w:t>
+      </w:r>
+      <w:r>
+        <w:t xml:space="preserve">derivative_thumbnails</w:t>
+      </w:r>
+      <w:r>
+        <w:t xml:space="preserve">TINYINT(1)</w:t>
+      </w:r>
+      <w:r>
+        <w:t xml:space="preserve">is_ignored</w:t>
+      </w:r>
+      <w:r>
+        <w:t xml:space="preserve">TINYINT(1)</w:t>
+      </w:r>
+      <w:r>
+        <w:t xml:space="preserve">derivative_reference</w:t>
+      </w:r>
+      <w:r>
+        <w:t xml:space="preserve">TINYINT(1)</w:t>
+      </w:r>
+      <w:r>
+        <w:t xml:space="preserve">default_value</w:t>
+      </w:r>
+      <w:r>
+        <w:t xml:space="preserve">TEXT</w:t>
+      </w:r>
+      <w:r>
+        <w:t xml:space="preserve">derivative_normalize_format</w:t>
+      </w:r>
+      <w:r>
+        <w:t xml:space="preserve">VARCHAR(20)</w:t>
+      </w:r>
+      <w:r>
+        <w:t xml:space="preserve">transform</w:t>
+      </w:r>
+      <w:r>
+        <w:t xml:space="preserve">VARCHAR(255)</w:t>
+      </w:r>
+      <w:r>
+        <w:t xml:space="preserve">security_classification_id</w:t>
+      </w:r>
+      <w:r>
+        <w:t xml:space="preserve">INT</w:t>
+      </w:r>
+      <w:r>
+        <w:t xml:space="preserve">sort_order</w:t>
+      </w:r>
+      <w:r>
+        <w:t xml:space="preserve">INT</w:t>
+      </w:r>
+      <w:r>
+        <w:t xml:space="preserve">process_ner</w:t>
+      </w:r>
+      <w:r>
+        <w:t xml:space="preserve">TINYINT(1)</w:t>
+      </w:r>
+      <w:r>
+        <w:t xml:space="preserve">process_ocr</w:t>
+      </w:r>
+      <w:r>
+        <w:t xml:space="preserve">TINYINT(1)</w:t>
+      </w:r>
+      <w:r>
+        <w:t xml:space="preserve">process_virus_scan</w:t>
+      </w:r>
+      <w:r>
+        <w:t xml:space="preserve">TINYINT(1)</w:t>
+      </w:r>
+      <w:r>
+        <w:t xml:space="preserve">process_summarize</w:t>
+      </w:r>
+      <w:r>
+        <w:t xml:space="preserve">TINYINT(1)</w:t>
+      </w:r>
+      <w:r>
+        <w:t xml:space="preserve">ingest_validation</w:t>
+      </w:r>
+      <w:r>
+        <w:t xml:space="preserve">process_spellcheck</w:t>
+      </w:r>
+      <w:r>
+        <w:t xml:space="preserve">TINYINT(1)</w:t>
+      </w:r>
+      <w:r>
+        <w:t xml:space="preserve">process_translate</w:t>
+      </w:r>
+      <w:r>
+        <w:t xml:space="preserve">TINYINT(1)</w:t>
+      </w:r>
+      <w:r>
+        <w:t xml:space="preserve">PK</w:t>
+      </w:r>
+      <w:r>
+        <w:t xml:space="preserve">id</w:t>
+      </w:r>
+      <w:r>
+        <w:t xml:space="preserve">INT</w:t>
+      </w:r>
+      <w:r>
+        <w:t xml:space="preserve">AUTO_INCREMENT</w:t>
+      </w:r>
+      <w:r>
+        <w:t xml:space="preserve">process_translate_lang</w:t>
+      </w:r>
+      <w:r>
+        <w:t xml:space="preserve">VARCHAR(10)</w:t>
+      </w:r>
+      <w:r>
+        <w:t xml:space="preserve">session_id</w:t>
+      </w:r>
+      <w:r>
+        <w:t xml:space="preserve">INT</w:t>
+      </w:r>
+      <w:r>
+        <w:t xml:space="preserve">&gt;FK</w:t>
+      </w:r>
+      <w:r>
+        <w:t xml:space="preserve">process_format_id</w:t>
+      </w:r>
+      <w:r>
+        <w:t xml:space="preserve">TINYINT(1)</w:t>
+      </w:r>
+      <w:r>
+        <w:t xml:space="preserve">row_number</w:t>
+      </w:r>
+      <w:r>
+        <w:t xml:space="preserve">INT</w:t>
+      </w:r>
+      <w:r>
+        <w:t xml:space="preserve">process_face_detect</w:t>
+      </w:r>
+      <w:r>
+        <w:t xml:space="preserve">TINYINT(1)</w:t>
+      </w:r>
+      <w:r>
+        <w:t xml:space="preserve">severity</w:t>
+      </w:r>
+      <w:r>
+        <w:t xml:space="preserve">ENUM(error,warning,info)</w:t>
+      </w:r>
+      <w:r>
+        <w:t xml:space="preserve">status</w:t>
+      </w:r>
+      <w:r>
+        <w:t xml:space="preserve">ENUM(configure,upload,map,</w:t>
+      </w:r>
+      <w:r>
+        <w:t xml:space="preserve">field_name</w:t>
+      </w:r>
+      <w:r>
+        <w:t xml:space="preserve">VARCHAR(255)</w:t>
+      </w:r>
+      <w:r>
+        <w:t xml:space="preserve">validate,preview,commit,</w:t>
+      </w:r>
+      <w:r>
+        <w:t xml:space="preserve">message</w:t>
+      </w:r>
+      <w:r>
+        <w:t xml:space="preserve">TEXT</w:t>
+      </w:r>
+      <w:r>
+        <w:t xml:space="preserve">completed,failed,cancelled)</w:t>
+      </w:r>
+      <w:r>
+        <w:t xml:space="preserve">is_excluded</w:t>
+      </w:r>
+      <w:r>
+        <w:t xml:space="preserve">TINYINT(1)</w:t>
+      </w:r>
+      <w:r>
+        <w:t xml:space="preserve">config</w:t>
+      </w:r>
+      <w:r>
+        <w:t xml:space="preserve">JSON</w:t>
+      </w:r>
+      <w:r>
+        <w:t xml:space="preserve">created_at</w:t>
+      </w:r>
+      <w:r>
+        <w:t xml:space="preserve">TIMESTAMP</w:t>
+      </w:r>
+      <w:r>
+        <w:t xml:space="preserve">updated_at</w:t>
+      </w:r>
+      <w:r>
+        <w:t xml:space="preserve">TIMESTAMP</w:t>
+      </w:r>
+      <w:r>
+        <w:t xml:space="preserve">ingest_row</w:t>
+      </w:r>
+      <w:r>
+        <w:t xml:space="preserve">PK</w:t>
+      </w:r>
+      <w:r>
+        <w:t xml:space="preserve">id</w:t>
+      </w:r>
+      <w:r>
+        <w:t xml:space="preserve">INT</w:t>
+      </w:r>
+      <w:r>
+        <w:t xml:space="preserve">AUTO_INCREMENT</w:t>
+      </w:r>
+      <w:r>
+        <w:t xml:space="preserve">v</w:t>
+      </w:r>
+      <w:r>
+        <w:t xml:space="preserve">session_id</w:t>
+      </w:r>
+      <w:r>
+        <w:t xml:space="preserve">INT</w:t>
+      </w:r>
+      <w:r>
+        <w:t xml:space="preserve">&gt;FK</w:t>
+      </w:r>
+      <w:r>
+        <w:t xml:space="preserve">row_number</w:t>
+      </w:r>
+      <w:r>
+        <w:t xml:space="preserve">INT</w:t>
+      </w:r>
+      <w:r>
+        <w:t xml:space="preserve">ingest_job</w:t>
+      </w:r>
+      <w:r>
+        <w:t xml:space="preserve">legacy_id</w:t>
+      </w:r>
+      <w:r>
+        <w:t xml:space="preserve">VARCHAR(255)</w:t>
+      </w:r>
+      <w:r>
+        <w:t xml:space="preserve">parent_id_ref</w:t>
+      </w:r>
+      <w:r>
+        <w:t xml:space="preserve">VARCHAR(255)</w:t>
+      </w:r>
+      <w:r>
+        <w:t xml:space="preserve">PK</w:t>
+      </w:r>
+      <w:r>
+        <w:t xml:space="preserve">id</w:t>
+      </w:r>
+      <w:r>
+        <w:t xml:space="preserve">INT</w:t>
+      </w:r>
+      <w:r>
+        <w:t xml:space="preserve">AUTO_INCREMENT</w:t>
+      </w:r>
+      <w:r>
+        <w:t xml:space="preserve">level_of_description</w:t>
+      </w:r>
+      <w:r>
+        <w:t xml:space="preserve">VARCHAR(100)</w:t>
+      </w:r>
+      <w:r>
+        <w:t xml:space="preserve">session_id</w:t>
+      </w:r>
+      <w:r>
+        <w:t xml:space="preserve">INT</w:t>
+      </w:r>
+      <w:r>
+        <w:t xml:space="preserve">&gt;FK</w:t>
+      </w:r>
+      <w:r>
+        <w:t xml:space="preserve">title</w:t>
+      </w:r>
+      <w:r>
+        <w:t xml:space="preserve">VARCHAR(500)</w:t>
+      </w:r>
+      <w:r>
+        <w:t xml:space="preserve">status</w:t>
+      </w:r>
+      <w:r>
+        <w:t xml:space="preserve">ENUM(queued,running,</w:t>
+      </w:r>
+      <w:r>
+        <w:t xml:space="preserve">data</w:t>
+      </w:r>
+      <w:r>
+        <w:t xml:space="preserve">JSON</w:t>
+      </w:r>
+      <w:r>
+        <w:t xml:space="preserve">completed,failed,cancelled)</w:t>
+      </w:r>
+      <w:r>
+        <w:t xml:space="preserve">enriched_data</w:t>
+      </w:r>
+      <w:r>
+        <w:t xml:space="preserve">JSON</w:t>
+      </w:r>
+      <w:r>
+        <w:t xml:space="preserve">total_rows</w:t>
+      </w:r>
+      <w:r>
+        <w:t xml:space="preserve">INT</w:t>
+      </w:r>
+      <w:r>
+        <w:t xml:space="preserve">digital_object_path</w:t>
+      </w:r>
+      <w:r>
+        <w:t xml:space="preserve">VARCHAR(500)</w:t>
+      </w:r>
+      <w:r>
+        <w:t xml:space="preserve">processed_rows</w:t>
+      </w:r>
+      <w:r>
+        <w:t xml:space="preserve">INT</w:t>
+      </w:r>
+      <w:r>
+        <w:t xml:space="preserve">digital_object_matched</w:t>
+      </w:r>
+      <w:r>
+        <w:t xml:space="preserve">TINYINT(1)</w:t>
+      </w:r>
+      <w:r>
+        <w:t xml:space="preserve">created_records</w:t>
+      </w:r>
+      <w:r>
+        <w:t xml:space="preserve">INT</w:t>
+      </w:r>
+      <w:r>
+        <w:t xml:space="preserve">metadata_extracted</w:t>
+      </w:r>
+      <w:r>
+        <w:t xml:space="preserve">JSON</w:t>
+      </w:r>
+      <w:r>
+        <w:t xml:space="preserve">created_dos</w:t>
+      </w:r>
+      <w:r>
+        <w:t xml:space="preserve">INT</w:t>
+      </w:r>
+      <w:r>
+        <w:t xml:space="preserve">checksum_sha256</w:t>
+      </w:r>
+      <w:r>
+        <w:t xml:space="preserve">VARCHAR(64)</w:t>
+      </w:r>
+      <w:r>
+        <w:t xml:space="preserve">sip_package_id</w:t>
+      </w:r>
+      <w:r>
+        <w:t xml:space="preserve">INT</w:t>
+      </w:r>
+      <w:r>
+        <w:t xml:space="preserve">is_valid</w:t>
+      </w:r>
+      <w:r>
+        <w:t xml:space="preserve">TINYINT(1)</w:t>
+      </w:r>
+      <w:r>
+        <w:t xml:space="preserve">aip_package_id</w:t>
+      </w:r>
+      <w:r>
+        <w:t xml:space="preserve">INT</w:t>
+      </w:r>
+      <w:r>
+        <w:t xml:space="preserve">is_excluded</w:t>
+      </w:r>
+      <w:r>
+        <w:t xml:space="preserve">TINYINT(1)</w:t>
+      </w:r>
+      <w:r>
+        <w:t xml:space="preserve">dip_package_id</w:t>
+      </w:r>
+      <w:r>
+        <w:t xml:space="preserve">INT</w:t>
+      </w:r>
+      <w:r>
+        <w:t xml:space="preserve">created_atom_id</w:t>
+      </w:r>
+      <w:r>
+        <w:t xml:space="preserve">INT</w:t>
+      </w:r>
+      <w:r>
+        <w:t xml:space="preserve">error_count</w:t>
+      </w:r>
+      <w:r>
+        <w:t xml:space="preserve">INT</w:t>
+      </w:r>
+      <w:r>
+        <w:t xml:space="preserve">created_do_id</w:t>
+      </w:r>
+      <w:r>
+        <w:t xml:space="preserve">INT</w:t>
+      </w:r>
+      <w:r>
+        <w:t xml:space="preserve">error_log</w:t>
+      </w:r>
+      <w:r>
+        <w:t xml:space="preserve">JSON</w:t>
+      </w:r>
+      <w:r>
+        <w:t xml:space="preserve">manifest_path</w:t>
+      </w:r>
+      <w:r>
+        <w:t xml:space="preserve">VARCHAR(500)</w:t>
+      </w:r>
+      <w:r>
+        <w:t xml:space="preserve">started_at</w:t>
+      </w:r>
+      <w:r>
+        <w:t xml:space="preserve">DATETIME</w:t>
+      </w:r>
+      <w:r>
+        <w:t xml:space="preserve">completed_at</w:t>
+      </w:r>
+      <w:r>
+        <w:t xml:space="preserve">DATETIME</w:t>
       </w:r>
     </w:p>
     <w:bookmarkEnd w:id="23"/>
@@ -14259,103 +13946,217 @@
     </w:p>
     <w:p>
       <w:pPr>
-        <w:pStyle w:val="SourceCode"/>
+        <w:pStyle w:val="FirstParagraph"/>
       </w:pPr>
       <w:r>
-        <w:rPr>
-          <w:rStyle w:val="VerbatimChar"/>
-        </w:rPr>
-        <w:t xml:space="preserve">+-----------+    +---------+    +------+    +----------+    +---------+    +--------+</w:t>
-      </w:r>
-      <w:r>
-        <w:br/>
-      </w:r>
-      <w:r>
-        <w:rPr>
-          <w:rStyle w:val="VerbatimChar"/>
-        </w:rPr>
-        <w:t xml:space="preserve">| Configure |---&gt;| Upload  |---&gt;| Map  |---&gt;| Validate |---&gt;| Preview |---&gt;| Commit |</w:t>
-      </w:r>
-      <w:r>
-        <w:br/>
-      </w:r>
-      <w:r>
-        <w:rPr>
-          <w:rStyle w:val="VerbatimChar"/>
-        </w:rPr>
-        <w:t xml:space="preserve">| (Step 1)  |    | (Step 2)|    |(St 3)|    | (Step 4) |    | (Step 5)|    |(Step 6)|</w:t>
-      </w:r>
-      <w:r>
-        <w:br/>
-      </w:r>
-      <w:r>
-        <w:rPr>
-          <w:rStyle w:val="VerbatimChar"/>
-        </w:rPr>
-        <w:t xml:space="preserve">+-----------+    +---------+    +------+    +----------+    +---------+    +--------+</w:t>
-      </w:r>
-      <w:r>
-        <w:br/>
-      </w:r>
-      <w:r>
-        <w:rPr>
-          <w:rStyle w:val="VerbatimChar"/>
-        </w:rPr>
-        <w:t xml:space="preserve">      |                |            |             |               |             |</w:t>
-      </w:r>
-      <w:r>
-        <w:br/>
-      </w:r>
-      <w:r>
-        <w:rPr>
-          <w:rStyle w:val="VerbatimChar"/>
-        </w:rPr>
-        <w:t xml:space="preserve">      v                v            v             v               v             v</w:t>
-      </w:r>
-      <w:r>
-        <w:br/>
-      </w:r>
-      <w:r>
-        <w:rPr>
-          <w:rStyle w:val="VerbatimChar"/>
-        </w:rPr>
-        <w:t xml:space="preserve">  Select sector    Upload CSV   Auto-map      Validate       Build tree    Launch job</w:t>
-      </w:r>
-      <w:r>
-        <w:br/>
-      </w:r>
-      <w:r>
-        <w:rPr>
-          <w:rStyle w:val="VerbatimChar"/>
-        </w:rPr>
-        <w:t xml:space="preserve">  Select standard  Upload ZIP   User adjust   Show errors    Preview rows  Poll status</w:t>
-      </w:r>
-      <w:r>
-        <w:br/>
-      </w:r>
-      <w:r>
-        <w:rPr>
-          <w:rStyle w:val="VerbatimChar"/>
-        </w:rPr>
-        <w:t xml:space="preserve">  Set parent       Upload EAD   Save profile  Exclude rows   Show mapped   Report card</w:t>
-      </w:r>
-      <w:r>
-        <w:br/>
-      </w:r>
-      <w:r>
-        <w:rPr>
-          <w:rStyle w:val="VerbatimChar"/>
-        </w:rPr>
-        <w:t xml:space="preserve">  Set outputs      Scan dir     Load profile  Fix rows       fields</w:t>
-      </w:r>
-      <w:r>
-        <w:br/>
-      </w:r>
-      <w:r>
-        <w:rPr>
-          <w:rStyle w:val="VerbatimChar"/>
-        </w:rPr>
-        <w:t xml:space="preserve">  Set processing                                             Show hierarchy</w:t>
+        <w:t xml:space="preserve">Configure</w:t>
+      </w:r>
+      <w:r>
+        <w:t xml:space="preserve">Upload</w:t>
+      </w:r>
+      <w:r>
+        <w:t xml:space="preserve">Map</w:t>
+      </w:r>
+      <w:r>
+        <w:t xml:space="preserve">Validate</w:t>
+      </w:r>
+      <w:r>
+        <w:t xml:space="preserve">Preview</w:t>
+      </w:r>
+      <w:r>
+        <w:t xml:space="preserve">Commit</w:t>
+      </w:r>
+      <w:r>
+        <w:t xml:space="preserve">(Step</w:t>
+      </w:r>
+      <w:r>
+        <w:t xml:space="preserve">1)</w:t>
+      </w:r>
+      <w:r>
+        <w:t xml:space="preserve">(Step</w:t>
+      </w:r>
+      <w:r>
+        <w:t xml:space="preserve">2)</w:t>
+      </w:r>
+      <w:r>
+        <w:t xml:space="preserve">(St</w:t>
+      </w:r>
+      <w:r>
+        <w:t xml:space="preserve">3)</w:t>
+      </w:r>
+      <w:r>
+        <w:t xml:space="preserve">(Step</w:t>
+      </w:r>
+      <w:r>
+        <w:t xml:space="preserve">4)</w:t>
+      </w:r>
+      <w:r>
+        <w:t xml:space="preserve">(Step</w:t>
+      </w:r>
+      <w:r>
+        <w:t xml:space="preserve">5)</w:t>
+      </w:r>
+      <w:r>
+        <w:t xml:space="preserve">(Step</w:t>
+      </w:r>
+      <w:r>
+        <w:t xml:space="preserve">6)</w:t>
+      </w:r>
+      <w:r>
+        <w:t xml:space="preserve">v</w:t>
+      </w:r>
+      <w:r>
+        <w:t xml:space="preserve">v</w:t>
+      </w:r>
+      <w:r>
+        <w:t xml:space="preserve">v</w:t>
+      </w:r>
+      <w:r>
+        <w:t xml:space="preserve">v</w:t>
+      </w:r>
+      <w:r>
+        <w:t xml:space="preserve">v</w:t>
+      </w:r>
+      <w:r>
+        <w:t xml:space="preserve">Select</w:t>
+      </w:r>
+      <w:r>
+        <w:t xml:space="preserve">sector</w:t>
+      </w:r>
+      <w:r>
+        <w:t xml:space="preserve">Upload</w:t>
+      </w:r>
+      <w:r>
+        <w:t xml:space="preserve">CSV</w:t>
+      </w:r>
+      <w:r>
+        <w:t xml:space="preserve">Auto-map</w:t>
+      </w:r>
+      <w:r>
+        <w:t xml:space="preserve">Validate</w:t>
+      </w:r>
+      <w:r>
+        <w:t xml:space="preserve">Build</w:t>
+      </w:r>
+      <w:r>
+        <w:t xml:space="preserve">tree</w:t>
+      </w:r>
+      <w:r>
+        <w:t xml:space="preserve">Launch</w:t>
+      </w:r>
+      <w:r>
+        <w:t xml:space="preserve">job</w:t>
+      </w:r>
+      <w:r>
+        <w:t xml:space="preserve">Select</w:t>
+      </w:r>
+      <w:r>
+        <w:t xml:space="preserve">standard</w:t>
+      </w:r>
+      <w:r>
+        <w:t xml:space="preserve">Upload</w:t>
+      </w:r>
+      <w:r>
+        <w:t xml:space="preserve">ZIP</w:t>
+      </w:r>
+      <w:r>
+        <w:t xml:space="preserve">User</w:t>
+      </w:r>
+      <w:r>
+        <w:t xml:space="preserve">adjust</w:t>
+      </w:r>
+      <w:r>
+        <w:t xml:space="preserve">Show</w:t>
+      </w:r>
+      <w:r>
+        <w:t xml:space="preserve">errors</w:t>
+      </w:r>
+      <w:r>
+        <w:t xml:space="preserve">Preview</w:t>
+      </w:r>
+      <w:r>
+        <w:t xml:space="preserve">rows</w:t>
+      </w:r>
+      <w:r>
+        <w:t xml:space="preserve">Poll</w:t>
+      </w:r>
+      <w:r>
+        <w:t xml:space="preserve">status</w:t>
+      </w:r>
+      <w:r>
+        <w:t xml:space="preserve">Set</w:t>
+      </w:r>
+      <w:r>
+        <w:t xml:space="preserve">parent</w:t>
+      </w:r>
+      <w:r>
+        <w:t xml:space="preserve">Upload</w:t>
+      </w:r>
+      <w:r>
+        <w:t xml:space="preserve">EAD</w:t>
+      </w:r>
+      <w:r>
+        <w:t xml:space="preserve">Save</w:t>
+      </w:r>
+      <w:r>
+        <w:t xml:space="preserve">profile</w:t>
+      </w:r>
+      <w:r>
+        <w:t xml:space="preserve">Exclude</w:t>
+      </w:r>
+      <w:r>
+        <w:t xml:space="preserve">rows</w:t>
+      </w:r>
+      <w:r>
+        <w:t xml:space="preserve">Show</w:t>
+      </w:r>
+      <w:r>
+        <w:t xml:space="preserve">mapped</w:t>
+      </w:r>
+      <w:r>
+        <w:t xml:space="preserve">Report</w:t>
+      </w:r>
+      <w:r>
+        <w:t xml:space="preserve">card</w:t>
+      </w:r>
+      <w:r>
+        <w:t xml:space="preserve">Set</w:t>
+      </w:r>
+      <w:r>
+        <w:t xml:space="preserve">outputs</w:t>
+      </w:r>
+      <w:r>
+        <w:t xml:space="preserve">Scan</w:t>
+      </w:r>
+      <w:r>
+        <w:t xml:space="preserve">dir</w:t>
+      </w:r>
+      <w:r>
+        <w:t xml:space="preserve">Load</w:t>
+      </w:r>
+      <w:r>
+        <w:t xml:space="preserve">profile</w:t>
+      </w:r>
+      <w:r>
+        <w:t xml:space="preserve">Fix</w:t>
+      </w:r>
+      <w:r>
+        <w:t xml:space="preserve">rows</w:t>
+      </w:r>
+      <w:r>
+        <w:t xml:space="preserve">fields</w:t>
+      </w:r>
+      <w:r>
+        <w:t xml:space="preserve">Set</w:t>
+      </w:r>
+      <w:r>
+        <w:t xml:space="preserve">processing</w:t>
+      </w:r>
+      <w:r>
+        <w:t xml:space="preserve">Show</w:t>
+      </w:r>
+      <w:r>
+        <w:t xml:space="preserve">hierarchy</w:t>
       </w:r>
     </w:p>
     <w:bookmarkEnd w:id="37"/>
@@ -14370,364 +14171,202 @@
     </w:p>
     <w:p>
       <w:pPr>
-        <w:pStyle w:val="SourceCode"/>
+        <w:pStyle w:val="FirstParagraph"/>
       </w:pPr>
       <w:r>
-        <w:rPr>
-          <w:rStyle w:val="VerbatimChar"/>
-        </w:rPr>
-        <w:t xml:space="preserve">User                    Browser                   Server (Action)              CLI Task (Background)</w:t>
-      </w:r>
-      <w:r>
-        <w:br/>
-      </w:r>
-      <w:r>
-        <w:rPr>
-          <w:rStyle w:val="VerbatimChar"/>
-        </w:rPr>
-        <w:t xml:space="preserve">  |                        |                           |                              |</w:t>
-      </w:r>
-      <w:r>
-        <w:br/>
-      </w:r>
-      <w:r>
-        <w:rPr>
-          <w:rStyle w:val="VerbatimChar"/>
-        </w:rPr>
-        <w:t xml:space="preserve">  |-- Click "Start" ------&gt;|                           |                              |</w:t>
-      </w:r>
-      <w:r>
-        <w:br/>
-      </w:r>
-      <w:r>
-        <w:rPr>
-          <w:rStyle w:val="VerbatimChar"/>
-        </w:rPr>
-        <w:t xml:space="preserve">  |                        |-- POST /ingest/:id/commit |                              |</w:t>
-      </w:r>
-      <w:r>
-        <w:br/>
-      </w:r>
-      <w:r>
-        <w:rPr>
-          <w:rStyle w:val="VerbatimChar"/>
-        </w:rPr>
-        <w:t xml:space="preserve">  |                        |                           |                              |</w:t>
-      </w:r>
-      <w:r>
-        <w:br/>
-      </w:r>
-      <w:r>
-        <w:rPr>
-          <w:rStyle w:val="VerbatimChar"/>
-        </w:rPr>
-        <w:t xml:space="preserve">  |                        |                           |-- Create ingest_job           |</w:t>
-      </w:r>
-      <w:r>
-        <w:br/>
-      </w:r>
-      <w:r>
-        <w:rPr>
-          <w:rStyle w:val="VerbatimChar"/>
-        </w:rPr>
-        <w:t xml:space="preserve">  |                        |                           |   (status=queued)             |</w:t>
-      </w:r>
-      <w:r>
-        <w:br/>
-      </w:r>
-      <w:r>
-        <w:rPr>
-          <w:rStyle w:val="VerbatimChar"/>
-        </w:rPr>
-        <w:t xml:space="preserve">  |                        |                           |                              |</w:t>
-      </w:r>
-      <w:r>
-        <w:br/>
-      </w:r>
-      <w:r>
-        <w:rPr>
-          <w:rStyle w:val="VerbatimChar"/>
-        </w:rPr>
-        <w:t xml:space="preserve">  |                        |                           |-- nohup php symfony           |</w:t>
-      </w:r>
-      <w:r>
-        <w:br/>
-      </w:r>
-      <w:r>
-        <w:rPr>
-          <w:rStyle w:val="VerbatimChar"/>
-        </w:rPr>
-        <w:t xml:space="preserve">  |                        |                           |   ingest:commit               |</w:t>
-      </w:r>
-      <w:r>
-        <w:br/>
-      </w:r>
-      <w:r>
-        <w:rPr>
-          <w:rStyle w:val="VerbatimChar"/>
-        </w:rPr>
-        <w:t xml:space="preserve">  |                        |                           |   --job-id=X &amp;  ------------&gt;|</w:t>
-      </w:r>
-      <w:r>
-        <w:br/>
-      </w:r>
-      <w:r>
-        <w:rPr>
-          <w:rStyle w:val="VerbatimChar"/>
-        </w:rPr>
-        <w:t xml:space="preserve">  |                        |                           |                              |</w:t>
-      </w:r>
-      <w:r>
-        <w:br/>
-      </w:r>
-      <w:r>
-        <w:rPr>
-          <w:rStyle w:val="VerbatimChar"/>
-        </w:rPr>
-        <w:t xml:space="preserve">  |                        |&lt;-- 200 OK (job_id) -------|                              |</w:t>
-      </w:r>
-      <w:r>
-        <w:br/>
-      </w:r>
-      <w:r>
-        <w:rPr>
-          <w:rStyle w:val="VerbatimChar"/>
-        </w:rPr>
-        <w:t xml:space="preserve">  |                        |                           |                              |</w:t>
-      </w:r>
-      <w:r>
-        <w:br/>
-      </w:r>
-      <w:r>
-        <w:rPr>
-          <w:rStyle w:val="VerbatimChar"/>
-        </w:rPr>
-        <w:t xml:space="preserve">  |                        |                           |              |-- Bootstrap sfContext</w:t>
-      </w:r>
-      <w:r>
-        <w:br/>
-      </w:r>
-      <w:r>
-        <w:rPr>
-          <w:rStyle w:val="VerbatimChar"/>
-        </w:rPr>
-        <w:t xml:space="preserve">  |                        |                           |              |-- Init AhgDb</w:t>
-      </w:r>
-      <w:r>
-        <w:br/>
-      </w:r>
-      <w:r>
-        <w:rPr>
-          <w:rStyle w:val="VerbatimChar"/>
-        </w:rPr>
-        <w:t xml:space="preserve">  |                        |                           |              |-- executeJob()</w:t>
-      </w:r>
-      <w:r>
-        <w:br/>
-      </w:r>
-      <w:r>
-        <w:rPr>
-          <w:rStyle w:val="VerbatimChar"/>
-        </w:rPr>
-        <w:t xml:space="preserve">  |                        |                           |              |   |</w:t>
-      </w:r>
-      <w:r>
-        <w:br/>
-      </w:r>
-      <w:r>
-        <w:rPr>
-          <w:rStyle w:val="VerbatimChar"/>
-        </w:rPr>
-        <w:t xml:space="preserve">  |  Poll every 2s         |                           |              |   |-- For each row:</w:t>
-      </w:r>
-      <w:r>
-        <w:br/>
-      </w:r>
-      <w:r>
-        <w:rPr>
-          <w:rStyle w:val="VerbatimChar"/>
-        </w:rPr>
-        <w:t xml:space="preserve">  |&lt;-----------------------|-- GET /ajax/job-status --&gt;|              |   |   |-- createInformationObject</w:t>
-      </w:r>
-      <w:r>
-        <w:br/>
-      </w:r>
-      <w:r>
-        <w:rPr>
-          <w:rStyle w:val="VerbatimChar"/>
-        </w:rPr>
-        <w:t xml:space="preserve">  |                        |&lt;-- {processed, total} ----|              |   |   |-- createDigitalObject</w:t>
-      </w:r>
-      <w:r>
-        <w:br/>
-      </w:r>
-      <w:r>
-        <w:rPr>
-          <w:rStyle w:val="VerbatimChar"/>
-        </w:rPr>
-        <w:t xml:space="preserve">  |                        |                           |              |   |   |-- Run AI processing</w:t>
-      </w:r>
-      <w:r>
-        <w:br/>
-      </w:r>
-      <w:r>
-        <w:rPr>
-          <w:rStyle w:val="VerbatimChar"/>
-        </w:rPr>
-        <w:t xml:space="preserve">  |                        |                           |              |   |</w:t>
-      </w:r>
-      <w:r>
-        <w:br/>
-      </w:r>
-      <w:r>
-        <w:rPr>
-          <w:rStyle w:val="VerbatimChar"/>
-        </w:rPr>
-        <w:t xml:space="preserve">  |                        |                           |              |   |-- generateDerivatives()</w:t>
-      </w:r>
-      <w:r>
-        <w:br/>
-      </w:r>
-      <w:r>
-        <w:rPr>
-          <w:rStyle w:val="VerbatimChar"/>
-        </w:rPr>
-        <w:t xml:space="preserve">  |                        |                           |              |   |-- buildSipPackage()</w:t>
-      </w:r>
-      <w:r>
-        <w:br/>
-      </w:r>
-      <w:r>
-        <w:rPr>
-          <w:rStyle w:val="VerbatimChar"/>
-        </w:rPr>
-        <w:t xml:space="preserve">  |                        |                           |              |   |-- buildAipPackage()</w:t>
-      </w:r>
-      <w:r>
-        <w:br/>
-      </w:r>
-      <w:r>
-        <w:rPr>
-          <w:rStyle w:val="VerbatimChar"/>
-        </w:rPr>
-        <w:t xml:space="preserve">  |                        |                           |              |   |-- buildDipPackage()</w:t>
-      </w:r>
-      <w:r>
-        <w:br/>
-      </w:r>
-      <w:r>
-        <w:rPr>
-          <w:rStyle w:val="VerbatimChar"/>
-        </w:rPr>
-        <w:t xml:space="preserve">  |                        |                           |              |   |-- updateSearchIndex()</w:t>
-      </w:r>
-      <w:r>
-        <w:br/>
-      </w:r>
-      <w:r>
-        <w:rPr>
-          <w:rStyle w:val="VerbatimChar"/>
-        </w:rPr>
-        <w:t xml:space="preserve">  |                        |                           |              |   |-- generateManifest()</w:t>
-      </w:r>
-      <w:r>
-        <w:br/>
-      </w:r>
-      <w:r>
-        <w:rPr>
-          <w:rStyle w:val="VerbatimChar"/>
-        </w:rPr>
-        <w:t xml:space="preserve">  |                        |                           |              |   |</w:t>
-      </w:r>
-      <w:r>
-        <w:br/>
-      </w:r>
-      <w:r>
-        <w:rPr>
-          <w:rStyle w:val="VerbatimChar"/>
-        </w:rPr>
-        <w:t xml:space="preserve">  |                        |                           |              |   |-- Update job status</w:t>
-      </w:r>
-      <w:r>
-        <w:br/>
-      </w:r>
-      <w:r>
-        <w:rPr>
-          <w:rStyle w:val="VerbatimChar"/>
-        </w:rPr>
-        <w:t xml:space="preserve">  |                        |                           |              |       (completed/failed)</w:t>
-      </w:r>
-      <w:r>
-        <w:br/>
-      </w:r>
-      <w:r>
-        <w:rPr>
-          <w:rStyle w:val="VerbatimChar"/>
-        </w:rPr>
-        <w:t xml:space="preserve">  |                        |                           |              |</w:t>
-      </w:r>
-      <w:r>
-        <w:br/>
-      </w:r>
-      <w:r>
-        <w:rPr>
-          <w:rStyle w:val="VerbatimChar"/>
-        </w:rPr>
-        <w:t xml:space="preserve">  |  Final poll            |                           |              |</w:t>
-      </w:r>
-      <w:r>
-        <w:br/>
-      </w:r>
-      <w:r>
-        <w:rPr>
-          <w:rStyle w:val="VerbatimChar"/>
-        </w:rPr>
-        <w:t xml:space="preserve">  |&lt;-----------------------|-- GET /ajax/job-status --&gt;|              |</w:t>
-      </w:r>
-      <w:r>
-        <w:br/>
-      </w:r>
-      <w:r>
-        <w:rPr>
-          <w:rStyle w:val="VerbatimChar"/>
-        </w:rPr>
-        <w:t xml:space="preserve">  |                        |&lt;-- {status: completed} ---|              |</w:t>
-      </w:r>
-      <w:r>
-        <w:br/>
-      </w:r>
-      <w:r>
-        <w:rPr>
-          <w:rStyle w:val="VerbatimChar"/>
-        </w:rPr>
-        <w:t xml:space="preserve">  |                        |                           |              |</w:t>
-      </w:r>
-      <w:r>
-        <w:br/>
-      </w:r>
-      <w:r>
-        <w:rPr>
-          <w:rStyle w:val="VerbatimChar"/>
-        </w:rPr>
-        <w:t xml:space="preserve">  |&lt;-- Report Card --------|                           |              |</w:t>
-      </w:r>
-      <w:r>
-        <w:br/>
-      </w:r>
-      <w:r>
-        <w:rPr>
-          <w:rStyle w:val="VerbatimChar"/>
-        </w:rPr>
-        <w:t xml:space="preserve">  |    (counts, links,     |                           |              |</w:t>
-      </w:r>
-      <w:r>
-        <w:br/>
-      </w:r>
-      <w:r>
-        <w:rPr>
-          <w:rStyle w:val="VerbatimChar"/>
-        </w:rPr>
-        <w:t xml:space="preserve">  |     manifest download) |                           |              |</w:t>
+        <w:t xml:space="preserve">User</w:t>
+      </w:r>
+      <w:r>
+        <w:t xml:space="preserve">Browser</w:t>
+      </w:r>
+      <w:r>
+        <w:t xml:space="preserve">Server</w:t>
+      </w:r>
+      <w:r>
+        <w:t xml:space="preserve">(Action)</w:t>
+      </w:r>
+      <w:r>
+        <w:t xml:space="preserve">CLI</w:t>
+      </w:r>
+      <w:r>
+        <w:t xml:space="preserve">Task</w:t>
+      </w:r>
+      <w:r>
+        <w:t xml:space="preserve">(Background)</w:t>
+      </w:r>
+      <w:r>
+        <w:t xml:space="preserve">Click</w:t>
+      </w:r>
+      <w:r>
+        <w:t xml:space="preserve">"Start"</w:t>
+      </w:r>
+      <w:r>
+        <w:t xml:space="preserve">POST</w:t>
+      </w:r>
+      <w:r>
+        <w:t xml:space="preserve">/ingest/:id/commit</w:t>
+      </w:r>
+      <w:r>
+        <w:t xml:space="preserve">Create</w:t>
+      </w:r>
+      <w:r>
+        <w:t xml:space="preserve">ingest_job</w:t>
+      </w:r>
+      <w:r>
+        <w:t xml:space="preserve">(status=queued)</w:t>
+      </w:r>
+      <w:r>
+        <w:t xml:space="preserve">nohup</w:t>
+      </w:r>
+      <w:r>
+        <w:t xml:space="preserve">php</w:t>
+      </w:r>
+      <w:r>
+        <w:t xml:space="preserve">symfony</w:t>
+      </w:r>
+      <w:r>
+        <w:t xml:space="preserve">ingest:commit</w:t>
+      </w:r>
+      <w:r>
+        <w:t xml:space="preserve">job-id=X</w:t>
+      </w:r>
+      <w:r>
+        <w:t xml:space="preserve">&amp;</w:t>
+      </w:r>
+      <w:r>
+        <w:t xml:space="preserve">200</w:t>
+      </w:r>
+      <w:r>
+        <w:t xml:space="preserve">OK</w:t>
+      </w:r>
+      <w:r>
+        <w:t xml:space="preserve">(job_id)</w:t>
+      </w:r>
+      <w:r>
+        <w:t xml:space="preserve">Bootstrap</w:t>
+      </w:r>
+      <w:r>
+        <w:t xml:space="preserve">sfContext</w:t>
+      </w:r>
+      <w:r>
+        <w:t xml:space="preserve">Init</w:t>
+      </w:r>
+      <w:r>
+        <w:t xml:space="preserve">AhgDb</w:t>
+      </w:r>
+      <w:r>
+        <w:t xml:space="preserve">executeJob()</w:t>
+      </w:r>
+      <w:r>
+        <w:t xml:space="preserve">Poll</w:t>
+      </w:r>
+      <w:r>
+        <w:t xml:space="preserve">every</w:t>
+      </w:r>
+      <w:r>
+        <w:t xml:space="preserve">2s</w:t>
+      </w:r>
+      <w:r>
+        <w:t xml:space="preserve">For</w:t>
+      </w:r>
+      <w:r>
+        <w:t xml:space="preserve">each</w:t>
+      </w:r>
+      <w:r>
+        <w:t xml:space="preserve">row:</w:t>
+      </w:r>
+      <w:r>
+        <w:t xml:space="preserve">GET</w:t>
+      </w:r>
+      <w:r>
+        <w:t xml:space="preserve">/ajax/job-status</w:t>
+      </w:r>
+      <w:r>
+        <w:t xml:space="preserve">createInformationObject</w:t>
+      </w:r>
+      <w:r>
+        <w:t xml:space="preserve">{processed,</w:t>
+      </w:r>
+      <w:r>
+        <w:t xml:space="preserve">total}</w:t>
+      </w:r>
+      <w:r>
+        <w:t xml:space="preserve">createDigitalObject</w:t>
+      </w:r>
+      <w:r>
+        <w:t xml:space="preserve">Run</w:t>
+      </w:r>
+      <w:r>
+        <w:t xml:space="preserve">AI</w:t>
+      </w:r>
+      <w:r>
+        <w:t xml:space="preserve">processing</w:t>
+      </w:r>
+      <w:r>
+        <w:t xml:space="preserve">generateDerivatives()</w:t>
+      </w:r>
+      <w:r>
+        <w:t xml:space="preserve">buildSipPackage()</w:t>
+      </w:r>
+      <w:r>
+        <w:t xml:space="preserve">buildAipPackage()</w:t>
+      </w:r>
+      <w:r>
+        <w:t xml:space="preserve">buildDipPackage()</w:t>
+      </w:r>
+      <w:r>
+        <w:t xml:space="preserve">updateSearchIndex()</w:t>
+      </w:r>
+      <w:r>
+        <w:t xml:space="preserve">generateManifest()</w:t>
+      </w:r>
+      <w:r>
+        <w:t xml:space="preserve">Update</w:t>
+      </w:r>
+      <w:r>
+        <w:t xml:space="preserve">job</w:t>
+      </w:r>
+      <w:r>
+        <w:t xml:space="preserve">status</w:t>
+      </w:r>
+      <w:r>
+        <w:t xml:space="preserve">(completed/failed)</w:t>
+      </w:r>
+      <w:r>
+        <w:t xml:space="preserve">Final</w:t>
+      </w:r>
+      <w:r>
+        <w:t xml:space="preserve">poll</w:t>
+      </w:r>
+      <w:r>
+        <w:t xml:space="preserve">GET</w:t>
+      </w:r>
+      <w:r>
+        <w:t xml:space="preserve">/ajax/job-status</w:t>
+      </w:r>
+      <w:r>
+        <w:t xml:space="preserve">{status:</w:t>
+      </w:r>
+      <w:r>
+        <w:t xml:space="preserve">completed}</w:t>
+      </w:r>
+      <w:r>
+        <w:t xml:space="preserve">Report</w:t>
+      </w:r>
+      <w:r>
+        <w:t xml:space="preserve">Card</w:t>
+      </w:r>
+      <w:r>
+        <w:t xml:space="preserve">(counts,</w:t>
+      </w:r>
+      <w:r>
+        <w:t xml:space="preserve">links,</w:t>
+      </w:r>
+      <w:r>
+        <w:t xml:space="preserve">manifest</w:t>
+      </w:r>
+      <w:r>
+        <w:t xml:space="preserve">download)</w:t>
       </w:r>
     </w:p>
     <w:bookmarkEnd w:id="38"/>
@@ -14742,184 +14381,118 @@
     </w:p>
     <w:p>
       <w:pPr>
-        <w:pStyle w:val="SourceCode"/>
+        <w:pStyle w:val="FirstParagraph"/>
       </w:pPr>
       <w:r>
-        <w:rPr>
-          <w:rStyle w:val="VerbatimChar"/>
-        </w:rPr>
-        <w:t xml:space="preserve">Browser                          Server (AJAX)                    IngestService</w:t>
-      </w:r>
-      <w:r>
-        <w:br/>
-      </w:r>
-      <w:r>
-        <w:rPr>
-          <w:rStyle w:val="VerbatimChar"/>
-        </w:rPr>
-        <w:t xml:space="preserve">  |                                   |                                |</w:t>
-      </w:r>
-      <w:r>
-        <w:br/>
-      </w:r>
-      <w:r>
-        <w:rPr>
-          <w:rStyle w:val="VerbatimChar"/>
-        </w:rPr>
-        <w:t xml:space="preserve">  |-- POST /ajax/auto-map -----------&gt;|                                |</w:t>
-      </w:r>
-      <w:r>
-        <w:br/>
-      </w:r>
-      <w:r>
-        <w:rPr>
-          <w:rStyle w:val="VerbatimChar"/>
-        </w:rPr>
-        <w:t xml:space="preserve">  |   {session_id, standard}          |                                |</w:t>
-      </w:r>
-      <w:r>
-        <w:br/>
-      </w:r>
-      <w:r>
-        <w:rPr>
-          <w:rStyle w:val="VerbatimChar"/>
-        </w:rPr>
-        <w:t xml:space="preserve">  |                                   |-- autoMapColumns() -----------&gt;|</w:t>
-      </w:r>
-      <w:r>
-        <w:br/>
-      </w:r>
-      <w:r>
-        <w:rPr>
-          <w:rStyle w:val="VerbatimChar"/>
-        </w:rPr>
-        <w:t xml:space="preserve">  |                                   |                                |</w:t>
-      </w:r>
-      <w:r>
-        <w:br/>
-      </w:r>
-      <w:r>
-        <w:rPr>
-          <w:rStyle w:val="VerbatimChar"/>
-        </w:rPr>
-        <w:t xml:space="preserve">  |                                   |                   Parse CSV headers</w:t>
-      </w:r>
-      <w:r>
-        <w:br/>
-      </w:r>
-      <w:r>
-        <w:rPr>
-          <w:rStyle w:val="VerbatimChar"/>
-        </w:rPr>
-        <w:t xml:space="preserve">  |                                   |                   Load target fields</w:t>
-      </w:r>
-      <w:r>
-        <w:br/>
-      </w:r>
-      <w:r>
-        <w:rPr>
-          <w:rStyle w:val="VerbatimChar"/>
-        </w:rPr>
-        <w:t xml:space="preserve">  |                                   |                   Fuzzy match columns</w:t>
-      </w:r>
-      <w:r>
-        <w:br/>
-      </w:r>
-      <w:r>
-        <w:rPr>
-          <w:rStyle w:val="VerbatimChar"/>
-        </w:rPr>
-        <w:t xml:space="preserve">  |                                   |                   Score confidence</w:t>
-      </w:r>
-      <w:r>
-        <w:br/>
-      </w:r>
-      <w:r>
-        <w:rPr>
-          <w:rStyle w:val="VerbatimChar"/>
-        </w:rPr>
-        <w:t xml:space="preserve">  |                                   |                                |</w:t>
-      </w:r>
-      <w:r>
-        <w:br/>
-      </w:r>
-      <w:r>
-        <w:rPr>
-          <w:rStyle w:val="VerbatimChar"/>
-        </w:rPr>
-        <w:t xml:space="preserve">  |                                   |&lt;-- [{source, target, score}] --|</w:t>
-      </w:r>
-      <w:r>
-        <w:br/>
-      </w:r>
-      <w:r>
-        <w:rPr>
-          <w:rStyle w:val="VerbatimChar"/>
-        </w:rPr>
-        <w:t xml:space="preserve">  |&lt;-- JSON mapping suggestions ------|                                |</w:t>
-      </w:r>
-      <w:r>
-        <w:br/>
-      </w:r>
-      <w:r>
-        <w:rPr>
-          <w:rStyle w:val="VerbatimChar"/>
-        </w:rPr>
-        <w:t xml:space="preserve">  |                                   |                                |</w:t>
-      </w:r>
-      <w:r>
-        <w:br/>
-      </w:r>
-      <w:r>
-        <w:rPr>
-          <w:rStyle w:val="VerbatimChar"/>
-        </w:rPr>
-        <w:t xml:space="preserve">  |  User adjusts mappings            |                                |</w:t>
-      </w:r>
-      <w:r>
-        <w:br/>
-      </w:r>
-      <w:r>
-        <w:rPr>
-          <w:rStyle w:val="VerbatimChar"/>
-        </w:rPr>
-        <w:t xml:space="preserve">  |                                   |                                |</w:t>
-      </w:r>
-      <w:r>
-        <w:br/>
-      </w:r>
-      <w:r>
-        <w:rPr>
-          <w:rStyle w:val="VerbatimChar"/>
-        </w:rPr>
-        <w:t xml:space="preserve">  |-- POST /ingest/:id/map ---------&gt;|                                |</w:t>
-      </w:r>
-      <w:r>
-        <w:br/>
-      </w:r>
-      <w:r>
-        <w:rPr>
-          <w:rStyle w:val="VerbatimChar"/>
-        </w:rPr>
-        <w:t xml:space="preserve">  |   {mappings: [...]}               |-- saveMappings() ------------&gt;|</w:t>
-      </w:r>
-      <w:r>
-        <w:br/>
-      </w:r>
-      <w:r>
-        <w:rPr>
-          <w:rStyle w:val="VerbatimChar"/>
-        </w:rPr>
-        <w:t xml:space="preserve">  |                                   |                                |</w:t>
-      </w:r>
-      <w:r>
-        <w:br/>
-      </w:r>
-      <w:r>
-        <w:rPr>
-          <w:rStyle w:val="VerbatimChar"/>
-        </w:rPr>
-        <w:t xml:space="preserve">  |&lt;-- Redirect to validate ---------|                                |</w:t>
+        <w:t xml:space="preserve">Browser</w:t>
+      </w:r>
+      <w:r>
+        <w:t xml:space="preserve">Server</w:t>
+      </w:r>
+      <w:r>
+        <w:t xml:space="preserve">(AJAX)</w:t>
+      </w:r>
+      <w:r>
+        <w:t xml:space="preserve">IngestService</w:t>
+      </w:r>
+      <w:r>
+        <w:t xml:space="preserve">POST</w:t>
+      </w:r>
+      <w:r>
+        <w:t xml:space="preserve">/ajax/auto-map</w:t>
+      </w:r>
+      <w:r>
+        <w:t xml:space="preserve">{session_id,</w:t>
+      </w:r>
+      <w:r>
+        <w:t xml:space="preserve">standard}</w:t>
+      </w:r>
+      <w:r>
+        <w:t xml:space="preserve">autoMapColumns()</w:t>
+      </w:r>
+      <w:r>
+        <w:t xml:space="preserve">Parse</w:t>
+      </w:r>
+      <w:r>
+        <w:t xml:space="preserve">CSV</w:t>
+      </w:r>
+      <w:r>
+        <w:t xml:space="preserve">headers</w:t>
+      </w:r>
+      <w:r>
+        <w:t xml:space="preserve">Load</w:t>
+      </w:r>
+      <w:r>
+        <w:t xml:space="preserve">target</w:t>
+      </w:r>
+      <w:r>
+        <w:t xml:space="preserve">fields</w:t>
+      </w:r>
+      <w:r>
+        <w:t xml:space="preserve">Fuzzy</w:t>
+      </w:r>
+      <w:r>
+        <w:t xml:space="preserve">match</w:t>
+      </w:r>
+      <w:r>
+        <w:t xml:space="preserve">columns</w:t>
+      </w:r>
+      <w:r>
+        <w:t xml:space="preserve">Score</w:t>
+      </w:r>
+      <w:r>
+        <w:t xml:space="preserve">confidence</w:t>
+      </w:r>
+      <w:r>
+        <w:t xml:space="preserve">[{source,</w:t>
+      </w:r>
+      <w:r>
+        <w:t xml:space="preserve">target,</w:t>
+      </w:r>
+      <w:r>
+        <w:t xml:space="preserve">score}]</w:t>
+      </w:r>
+      <w:r>
+        <w:t xml:space="preserve">JSON</w:t>
+      </w:r>
+      <w:r>
+        <w:t xml:space="preserve">mapping</w:t>
+      </w:r>
+      <w:r>
+        <w:t xml:space="preserve">suggestions</w:t>
+      </w:r>
+      <w:r>
+        <w:t xml:space="preserve">User</w:t>
+      </w:r>
+      <w:r>
+        <w:t xml:space="preserve">adjusts</w:t>
+      </w:r>
+      <w:r>
+        <w:t xml:space="preserve">mappings</w:t>
+      </w:r>
+      <w:r>
+        <w:t xml:space="preserve">POST</w:t>
+      </w:r>
+      <w:r>
+        <w:t xml:space="preserve">/ingest/:id/map</w:t>
+      </w:r>
+      <w:r>
+        <w:t xml:space="preserve">{mappings:</w:t>
+      </w:r>
+      <w:r>
+        <w:t xml:space="preserve">[…]}</w:t>
+      </w:r>
+      <w:r>
+        <w:t xml:space="preserve">saveMappings()</w:t>
+      </w:r>
+      <w:r>
+        <w:t xml:space="preserve">Redirect</w:t>
+      </w:r>
+      <w:r>
+        <w:t xml:space="preserve">to</w:t>
+      </w:r>
+      <w:r>
+        <w:t xml:space="preserve">validate</w:t>
       </w:r>
     </w:p>
     <w:bookmarkEnd w:id="39"/>
@@ -14934,130 +14507,118 @@
     </w:p>
     <w:p>
       <w:pPr>
-        <w:pStyle w:val="SourceCode"/>
+        <w:pStyle w:val="FirstParagraph"/>
       </w:pPr>
       <w:r>
-        <w:rPr>
-          <w:rStyle w:val="VerbatimChar"/>
-        </w:rPr>
-        <w:t xml:space="preserve">User                    Browser                   Server</w:t>
-      </w:r>
-      <w:r>
-        <w:br/>
-      </w:r>
-      <w:r>
-        <w:rPr>
-          <w:rStyle w:val="VerbatimChar"/>
-        </w:rPr>
-        <w:t xml:space="preserve">  |                        |                         |</w:t>
-      </w:r>
-      <w:r>
-        <w:br/>
-      </w:r>
-      <w:r>
-        <w:rPr>
-          <w:rStyle w:val="VerbatimChar"/>
-        </w:rPr>
-        <w:t xml:space="preserve">  |-- Click "Rollback" ---&gt;|                         |</w:t>
-      </w:r>
-      <w:r>
-        <w:br/>
-      </w:r>
-      <w:r>
-        <w:rPr>
-          <w:rStyle w:val="VerbatimChar"/>
-        </w:rPr>
-        <w:t xml:space="preserve">  |                        |-- POST /:id/rollback --&gt;|</w:t>
-      </w:r>
-      <w:r>
-        <w:br/>
-      </w:r>
-      <w:r>
-        <w:rPr>
-          <w:rStyle w:val="VerbatimChar"/>
-        </w:rPr>
-        <w:t xml:space="preserve">  |                        |                         |</w:t>
-      </w:r>
-      <w:r>
-        <w:br/>
-      </w:r>
-      <w:r>
-        <w:rPr>
-          <w:rStyle w:val="VerbatimChar"/>
-        </w:rPr>
-        <w:t xml:space="preserve">  |                        |            Load job + created_atom_id list</w:t>
-      </w:r>
-      <w:r>
-        <w:br/>
-      </w:r>
-      <w:r>
-        <w:rPr>
-          <w:rStyle w:val="VerbatimChar"/>
-        </w:rPr>
-        <w:t xml:space="preserve">  |                        |            Delete digital objects (files + DB)</w:t>
-      </w:r>
-      <w:r>
-        <w:br/>
-      </w:r>
-      <w:r>
-        <w:rPr>
-          <w:rStyle w:val="VerbatimChar"/>
-        </w:rPr>
-        <w:t xml:space="preserve">  |                        |            Delete information objects</w:t>
-      </w:r>
-      <w:r>
-        <w:br/>
-      </w:r>
-      <w:r>
-        <w:rPr>
-          <w:rStyle w:val="VerbatimChar"/>
-        </w:rPr>
-        <w:t xml:space="preserve">  |                        |            Remove from Elasticsearch</w:t>
-      </w:r>
-      <w:r>
-        <w:br/>
-      </w:r>
-      <w:r>
-        <w:rPr>
-          <w:rStyle w:val="VerbatimChar"/>
-        </w:rPr>
-        <w:t xml:space="preserve">  |                        |            Update job status -&gt; cancelled</w:t>
-      </w:r>
-      <w:r>
-        <w:br/>
-      </w:r>
-      <w:r>
-        <w:rPr>
-          <w:rStyle w:val="VerbatimChar"/>
-        </w:rPr>
-        <w:t xml:space="preserve">  |                        |            Update session status -&gt; cancelled</w:t>
-      </w:r>
-      <w:r>
-        <w:br/>
-      </w:r>
-      <w:r>
-        <w:rPr>
-          <w:rStyle w:val="VerbatimChar"/>
-        </w:rPr>
-        <w:t xml:space="preserve">  |                        |                         |</w:t>
-      </w:r>
-      <w:r>
-        <w:br/>
-      </w:r>
-      <w:r>
-        <w:rPr>
-          <w:rStyle w:val="VerbatimChar"/>
-        </w:rPr>
-        <w:t xml:space="preserve">  |                        |&lt;-- Redirect to index ---|</w:t>
-      </w:r>
-      <w:r>
-        <w:br/>
-      </w:r>
-      <w:r>
-        <w:rPr>
-          <w:rStyle w:val="VerbatimChar"/>
-        </w:rPr>
-        <w:t xml:space="preserve">  |&lt;-- Session list -------|                         |</w:t>
+        <w:t xml:space="preserve">User</w:t>
+      </w:r>
+      <w:r>
+        <w:t xml:space="preserve">Browser</w:t>
+      </w:r>
+      <w:r>
+        <w:t xml:space="preserve">Server</w:t>
+      </w:r>
+      <w:r>
+        <w:t xml:space="preserve">Click</w:t>
+      </w:r>
+      <w:r>
+        <w:t xml:space="preserve">"Rollback"</w:t>
+      </w:r>
+      <w:r>
+        <w:t xml:space="preserve">POST</w:t>
+      </w:r>
+      <w:r>
+        <w:t xml:space="preserve">/:id/rollback</w:t>
+      </w:r>
+      <w:r>
+        <w:t xml:space="preserve">Load</w:t>
+      </w:r>
+      <w:r>
+        <w:t xml:space="preserve">job</w:t>
+      </w:r>
+      <w:r>
+        <w:t xml:space="preserve">created_atom_id</w:t>
+      </w:r>
+      <w:r>
+        <w:t xml:space="preserve">list</w:t>
+      </w:r>
+      <w:r>
+        <w:t xml:space="preserve">Delete</w:t>
+      </w:r>
+      <w:r>
+        <w:t xml:space="preserve">digital</w:t>
+      </w:r>
+      <w:r>
+        <w:t xml:space="preserve">objects</w:t>
+      </w:r>
+      <w:r>
+        <w:t xml:space="preserve">(files</w:t>
+      </w:r>
+      <w:r>
+        <w:t xml:space="preserve">DB)</w:t>
+      </w:r>
+      <w:r>
+        <w:t xml:space="preserve">Delete</w:t>
+      </w:r>
+      <w:r>
+        <w:t xml:space="preserve">information</w:t>
+      </w:r>
+      <w:r>
+        <w:t xml:space="preserve">objects</w:t>
+      </w:r>
+      <w:r>
+        <w:t xml:space="preserve">Remove</w:t>
+      </w:r>
+      <w:r>
+        <w:t xml:space="preserve">from</w:t>
+      </w:r>
+      <w:r>
+        <w:t xml:space="preserve">Elasticsearch</w:t>
+      </w:r>
+      <w:r>
+        <w:t xml:space="preserve">Update</w:t>
+      </w:r>
+      <w:r>
+        <w:t xml:space="preserve">job</w:t>
+      </w:r>
+      <w:r>
+        <w:t xml:space="preserve">status</w:t>
+      </w:r>
+      <w:r>
+        <w:t xml:space="preserve">-&gt;</w:t>
+      </w:r>
+      <w:r>
+        <w:t xml:space="preserve">cancelled</w:t>
+      </w:r>
+      <w:r>
+        <w:t xml:space="preserve">Update</w:t>
+      </w:r>
+      <w:r>
+        <w:t xml:space="preserve">session</w:t>
+      </w:r>
+      <w:r>
+        <w:t xml:space="preserve">status</w:t>
+      </w:r>
+      <w:r>
+        <w:t xml:space="preserve">-&gt;</w:t>
+      </w:r>
+      <w:r>
+        <w:t xml:space="preserve">cancelled</w:t>
+      </w:r>
+      <w:r>
+        <w:t xml:space="preserve">Redirect</w:t>
+      </w:r>
+      <w:r>
+        <w:t xml:space="preserve">to</w:t>
+      </w:r>
+      <w:r>
+        <w:t xml:space="preserve">index</w:t>
+      </w:r>
+      <w:r>
+        <w:t xml:space="preserve">Session</w:t>
+      </w:r>
+      <w:r>
+        <w:t xml:space="preserve">list</w:t>
       </w:r>
     </w:p>
     <w:p>
@@ -18539,7 +18100,7 @@
   <w:docDefaults>
     <w:rPrDefault>
       <w:rPr>
-        <w:rFonts w:ascii="Arial" w:cs="Arial" w:eastAsia="Arial" w:hAnsi="Arial"/>
+        <w:rFonts w:asciiTheme="minorHAnsi" w:cstheme="minorBidi" w:eastAsiaTheme="minorHAnsi" w:hAnsiTheme="minorHAnsi"/>
         <w:sz w:val="24"/>
         <w:szCs w:val="24"/>
         <w:lang w:bidi="ar-SA" w:eastAsia="en-US" w:val="en-US"/>
@@ -18547,7 +18108,7 @@
     </w:rPrDefault>
     <w:pPrDefault>
       <w:pPr>
-        <w:spacing w:after="200" w:line="360" w:lineRule="auto"/>
+        <w:spacing w:after="200"/>
       </w:pPr>
     </w:pPrDefault>
   </w:docDefaults>
@@ -19300,7 +18861,7 @@
     </a:clrScheme>
     <a:fontScheme name="Office">
       <a:majorFont>
-        <a:latin typeface="Arial"/>
+        <a:latin typeface="Calibri"/>
         <a:ea typeface=""/>
         <a:cs typeface=""/>
         <a:font script="Jpan" typeface="ＭＳ ゴシック"/>
@@ -19334,7 +18895,7 @@
         <a:font script="Uigh" typeface="Microsoft Uighur"/>
       </a:majorFont>
       <a:minorFont>
-        <a:latin typeface="Arial"/>
+        <a:latin typeface="Cambria"/>
         <a:ea typeface=""/>
         <a:cs typeface=""/>
         <a:font script="Jpan" typeface="ＭＳ 明朝"/>
